--- a/sem_2/lab_sortirovki/lab_sortirovki.docx
+++ b/sem_2/lab_sortirovki/lab_sortirovki.docx
@@ -1110,36 +1110,6 @@
         <w:spacing w:after="30" w:line="360" w:lineRule="auto"/>
         <w:jc w:val="center"/>
         <w:rPr>
-          <w:rFonts w:hint="default" w:ascii="Times New Roman" w:hAnsi="Times New Roman" w:cs="Times New Roman"/>
-          <w:b/>
-          <w:bCs/>
-          <w:i w:val="0"/>
-          <w:iCs w:val="0"/>
-          <w:sz w:val="28"/>
-          <w:szCs w:val="28"/>
-          <w:lang w:val="ru-RU"/>
-        </w:rPr>
-      </w:pPr>
-      <w:r>
-        <w:rPr>
-          <w:rFonts w:hint="default" w:ascii="Times New Roman" w:hAnsi="Times New Roman" w:cs="Times New Roman"/>
-          <w:b/>
-          <w:bCs/>
-          <w:i w:val="0"/>
-          <w:iCs w:val="0"/>
-          <w:sz w:val="28"/>
-          <w:szCs w:val="28"/>
-          <w:lang w:val="ru-RU"/>
-        </w:rPr>
-        <w:t>2.1.  Анализ</w:t>
-      </w:r>
-    </w:p>
-    <w:p>
-      <w:pPr>
-        <w:spacing w:after="30" w:line="360" w:lineRule="auto"/>
-        <w:ind w:left="0"/>
-        <w:jc w:val="left"/>
-        <w:rPr>
           <w:rFonts w:ascii="Times New Roman" w:hAnsi="Times New Roman" w:cs="Times New Roman"/>
           <w:b w:val="0"/>
           <w:bCs w:val="0"/>
@@ -1149,6 +1119,19 @@
           <w:szCs w:val="28"/>
         </w:rPr>
       </w:pPr>
+      <w:r>
+        <w:rPr>
+          <w:rFonts w:hint="default" w:ascii="Times New Roman" w:hAnsi="Times New Roman" w:cs="Times New Roman"/>
+          <w:b/>
+          <w:bCs/>
+          <w:i w:val="0"/>
+          <w:iCs w:val="0"/>
+          <w:sz w:val="28"/>
+          <w:szCs w:val="28"/>
+          <w:lang w:val="ru-RU"/>
+        </w:rPr>
+        <w:t>2.1.  Анализ</w:t>
+      </w:r>
     </w:p>
     <w:p>
       <w:pPr>
@@ -1532,1099 +1515,39 @@
         <w:suppressLineNumbers w:val="0"/>
         <w:bidi w:val="0"/>
         <w:spacing w:before="0" w:beforeAutospacing="0" w:after="30" w:afterAutospacing="0" w:line="360" w:lineRule="auto"/>
-        <w:ind w:right="0"/>
-        <w:jc w:val="center"/>
+        <w:ind w:right="0" w:firstLine="708" w:firstLineChars="0"/>
+        <w:jc w:val="left"/>
         <w:rPr>
           <w:rFonts w:hint="default" w:ascii="Times New Roman" w:hAnsi="Times New Roman" w:cs="Times New Roman"/>
-          <w:b/>
-          <w:bCs/>
-          <w:sz w:val="28"/>
-          <w:szCs w:val="28"/>
-          <w:lang w:val="ru-RU"/>
-        </w:rPr>
-      </w:pPr>
-    </w:p>
-    <w:p>
-      <w:pPr>
-        <w:pStyle w:val="20"/>
-        <w:keepNext w:val="0"/>
-        <w:keepLines w:val="0"/>
-        <w:widowControl/>
-        <w:suppressLineNumbers w:val="0"/>
-        <w:spacing w:before="0" w:beforeAutospacing="0" w:after="0" w:afterAutospacing="0"/>
-        <w:ind w:left="0" w:right="0"/>
-        <w:rPr>
-          <w:rFonts w:ascii="Consolas" w:hAnsi="Consolas" w:eastAsia="Consolas" w:cs="Consolas"/>
-          <w:sz w:val="22"/>
-          <w:szCs w:val="22"/>
-          <w:lang w:val="en-US"/>
-        </w:rPr>
-      </w:pPr>
-      <w:r>
-        <w:rPr>
-          <w:rFonts w:hint="default" w:ascii="Consolas" w:hAnsi="Consolas" w:eastAsia="Consolas" w:cs="Consolas"/>
-          <w:sz w:val="22"/>
-          <w:szCs w:val="22"/>
-          <w:lang w:val="en-US"/>
-        </w:rPr>
-        <w:t>#include &lt;iostream&gt;</w:t>
-      </w:r>
-    </w:p>
-    <w:p>
-      <w:pPr>
-        <w:pStyle w:val="20"/>
-        <w:keepNext w:val="0"/>
-        <w:keepLines w:val="0"/>
-        <w:widowControl/>
-        <w:suppressLineNumbers w:val="0"/>
-        <w:spacing w:before="0" w:beforeAutospacing="0" w:after="0" w:afterAutospacing="0"/>
-        <w:ind w:left="0" w:right="0"/>
-        <w:rPr>
-          <w:rFonts w:hint="default" w:ascii="Consolas" w:hAnsi="Consolas" w:eastAsia="Consolas" w:cs="Consolas"/>
-          <w:sz w:val="22"/>
-          <w:szCs w:val="22"/>
-          <w:lang w:val="en-US"/>
-        </w:rPr>
-      </w:pPr>
-      <w:r>
-        <w:rPr>
-          <w:rFonts w:hint="default" w:ascii="Consolas" w:hAnsi="Consolas" w:eastAsia="Consolas" w:cs="Consolas"/>
-          <w:sz w:val="22"/>
-          <w:szCs w:val="22"/>
-          <w:lang w:val="en-US"/>
-        </w:rPr>
-        <w:t>#include &lt;clocale&gt;</w:t>
-      </w:r>
-    </w:p>
-    <w:p>
-      <w:pPr>
-        <w:pStyle w:val="20"/>
-        <w:keepNext w:val="0"/>
-        <w:keepLines w:val="0"/>
-        <w:widowControl/>
-        <w:suppressLineNumbers w:val="0"/>
-        <w:spacing w:before="0" w:beforeAutospacing="0" w:after="0" w:afterAutospacing="0"/>
-        <w:ind w:left="0" w:right="0"/>
-        <w:rPr>
-          <w:rFonts w:hint="default" w:ascii="Consolas" w:hAnsi="Consolas" w:eastAsia="Consolas" w:cs="Consolas"/>
-          <w:sz w:val="22"/>
-          <w:szCs w:val="22"/>
-          <w:lang w:val="en-US"/>
-        </w:rPr>
-      </w:pPr>
-      <w:r>
-        <w:rPr>
-          <w:rFonts w:hint="default" w:ascii="Consolas" w:hAnsi="Consolas" w:eastAsia="Consolas" w:cs="Consolas"/>
-          <w:sz w:val="22"/>
-          <w:szCs w:val="22"/>
-          <w:lang w:val="en-US"/>
-        </w:rPr>
-        <w:t>using namespace std;</w:t>
-      </w:r>
-    </w:p>
-    <w:p>
-      <w:pPr>
-        <w:pStyle w:val="20"/>
-        <w:keepNext w:val="0"/>
-        <w:keepLines w:val="0"/>
-        <w:widowControl/>
-        <w:suppressLineNumbers w:val="0"/>
-        <w:spacing w:before="0" w:beforeAutospacing="0" w:after="0" w:afterAutospacing="0"/>
-        <w:ind w:left="0" w:right="0"/>
-        <w:rPr>
-          <w:rFonts w:hint="default" w:ascii="Consolas" w:hAnsi="Consolas" w:eastAsia="Consolas" w:cs="Consolas"/>
-          <w:sz w:val="22"/>
-          <w:szCs w:val="22"/>
-          <w:lang w:val="en-US"/>
-        </w:rPr>
-      </w:pPr>
-      <w:r>
-        <w:rPr>
-          <w:rFonts w:hint="default" w:ascii="Consolas" w:hAnsi="Consolas" w:eastAsia="Consolas" w:cs="Consolas"/>
-          <w:sz w:val="22"/>
-          <w:szCs w:val="22"/>
-          <w:lang w:val="en-US"/>
-        </w:rPr>
-        <w:t> </w:t>
-      </w:r>
-    </w:p>
-    <w:p>
-      <w:pPr>
-        <w:pStyle w:val="20"/>
-        <w:keepNext w:val="0"/>
-        <w:keepLines w:val="0"/>
-        <w:widowControl/>
-        <w:suppressLineNumbers w:val="0"/>
-        <w:spacing w:before="0" w:beforeAutospacing="0" w:after="0" w:afterAutospacing="0"/>
-        <w:ind w:left="0" w:right="0"/>
-        <w:rPr>
-          <w:rFonts w:hint="default" w:ascii="Consolas" w:hAnsi="Consolas" w:eastAsia="Consolas" w:cs="Consolas"/>
-          <w:sz w:val="22"/>
-          <w:szCs w:val="22"/>
-          <w:lang w:val="en-US"/>
-        </w:rPr>
-      </w:pPr>
-      <w:r>
-        <w:rPr>
-          <w:rFonts w:hint="default" w:ascii="Consolas" w:hAnsi="Consolas" w:eastAsia="Consolas" w:cs="Consolas"/>
-          <w:sz w:val="22"/>
-          <w:szCs w:val="22"/>
-          <w:lang w:val="en-US"/>
-        </w:rPr>
-        <w:t>int main() {</w:t>
-      </w:r>
-    </w:p>
-    <w:p>
-      <w:pPr>
-        <w:pStyle w:val="20"/>
-        <w:keepNext w:val="0"/>
-        <w:keepLines w:val="0"/>
-        <w:widowControl/>
-        <w:suppressLineNumbers w:val="0"/>
-        <w:spacing w:before="0" w:beforeAutospacing="0" w:after="0" w:afterAutospacing="0"/>
-        <w:ind w:left="0" w:right="0"/>
-        <w:rPr>
-          <w:rFonts w:hint="default" w:ascii="Consolas" w:hAnsi="Consolas" w:eastAsia="Consolas" w:cs="Consolas"/>
-          <w:sz w:val="22"/>
-          <w:szCs w:val="22"/>
-          <w:lang w:val="en-US"/>
-        </w:rPr>
-      </w:pPr>
-      <w:r>
-        <w:rPr>
-          <w:rFonts w:hint="default" w:ascii="Consolas" w:hAnsi="Consolas" w:eastAsia="Consolas" w:cs="Consolas"/>
-          <w:sz w:val="22"/>
-          <w:szCs w:val="22"/>
-          <w:lang w:val="en-US"/>
-        </w:rPr>
-        <w:t xml:space="preserve">    setlocale(LC_ALL, "ru");</w:t>
-      </w:r>
-    </w:p>
-    <w:p>
-      <w:pPr>
-        <w:pStyle w:val="20"/>
-        <w:keepNext w:val="0"/>
-        <w:keepLines w:val="0"/>
-        <w:widowControl/>
-        <w:suppressLineNumbers w:val="0"/>
-        <w:spacing w:before="0" w:beforeAutospacing="0" w:after="0" w:afterAutospacing="0"/>
-        <w:ind w:left="0" w:right="0"/>
-        <w:rPr>
-          <w:rFonts w:hint="default" w:ascii="Consolas" w:hAnsi="Consolas" w:eastAsia="Consolas" w:cs="Consolas"/>
-          <w:sz w:val="22"/>
-          <w:szCs w:val="22"/>
-          <w:lang w:val="en-US"/>
-        </w:rPr>
-      </w:pPr>
-      <w:r>
-        <w:rPr>
-          <w:rFonts w:hint="default" w:ascii="Consolas" w:hAnsi="Consolas" w:eastAsia="Consolas" w:cs="Consolas"/>
-          <w:sz w:val="22"/>
-          <w:szCs w:val="22"/>
-          <w:lang w:val="en-US"/>
-        </w:rPr>
-        <w:t> </w:t>
-      </w:r>
-    </w:p>
-    <w:p>
-      <w:pPr>
-        <w:pStyle w:val="20"/>
-        <w:keepNext w:val="0"/>
-        <w:keepLines w:val="0"/>
-        <w:widowControl/>
-        <w:suppressLineNumbers w:val="0"/>
-        <w:spacing w:before="0" w:beforeAutospacing="0" w:after="0" w:afterAutospacing="0"/>
-        <w:ind w:left="0" w:right="0"/>
-        <w:rPr>
-          <w:rFonts w:hint="default" w:ascii="Consolas" w:hAnsi="Consolas" w:eastAsia="Consolas" w:cs="Consolas"/>
-          <w:sz w:val="22"/>
-          <w:szCs w:val="22"/>
-          <w:lang w:val="en-US"/>
-        </w:rPr>
-      </w:pPr>
-      <w:r>
-        <w:rPr>
-          <w:rFonts w:hint="default" w:ascii="Consolas" w:hAnsi="Consolas" w:eastAsia="Consolas" w:cs="Consolas"/>
-          <w:sz w:val="22"/>
-          <w:szCs w:val="22"/>
-          <w:lang w:val="en-US"/>
-        </w:rPr>
-        <w:t xml:space="preserve">    int n;</w:t>
-      </w:r>
-    </w:p>
-    <w:p>
-      <w:pPr>
-        <w:pStyle w:val="20"/>
-        <w:keepNext w:val="0"/>
-        <w:keepLines w:val="0"/>
-        <w:widowControl/>
-        <w:suppressLineNumbers w:val="0"/>
-        <w:spacing w:before="0" w:beforeAutospacing="0" w:after="0" w:afterAutospacing="0"/>
-        <w:ind w:left="0" w:right="0"/>
-        <w:rPr>
-          <w:rFonts w:hint="default" w:ascii="Consolas" w:hAnsi="Consolas" w:eastAsia="Consolas" w:cs="Consolas"/>
-          <w:sz w:val="22"/>
-          <w:szCs w:val="22"/>
-          <w:lang w:val="en-US"/>
-        </w:rPr>
-      </w:pPr>
-      <w:r>
-        <w:rPr>
-          <w:rFonts w:hint="default" w:ascii="Consolas" w:hAnsi="Consolas" w:eastAsia="Consolas" w:cs="Consolas"/>
-          <w:sz w:val="22"/>
-          <w:szCs w:val="22"/>
-          <w:lang w:val="en-US"/>
-        </w:rPr>
-        <w:t xml:space="preserve">    cout &lt;&lt; "Введите кол-во элементов: ";</w:t>
-      </w:r>
-    </w:p>
-    <w:p>
-      <w:pPr>
-        <w:pStyle w:val="20"/>
-        <w:keepNext w:val="0"/>
-        <w:keepLines w:val="0"/>
-        <w:widowControl/>
-        <w:suppressLineNumbers w:val="0"/>
-        <w:spacing w:before="0" w:beforeAutospacing="0" w:after="0" w:afterAutospacing="0"/>
-        <w:ind w:left="0" w:right="0"/>
-        <w:rPr>
-          <w:rFonts w:hint="default" w:ascii="Consolas" w:hAnsi="Consolas" w:eastAsia="Consolas" w:cs="Consolas"/>
-          <w:sz w:val="22"/>
-          <w:szCs w:val="22"/>
-          <w:lang w:val="en-US"/>
-        </w:rPr>
-      </w:pPr>
-      <w:r>
-        <w:rPr>
-          <w:rFonts w:hint="default" w:ascii="Consolas" w:hAnsi="Consolas" w:eastAsia="Consolas" w:cs="Consolas"/>
-          <w:sz w:val="22"/>
-          <w:szCs w:val="22"/>
-          <w:lang w:val="en-US"/>
-        </w:rPr>
-        <w:t xml:space="preserve">    cin &gt;&gt; n;</w:t>
-      </w:r>
-    </w:p>
-    <w:p>
-      <w:pPr>
-        <w:pStyle w:val="20"/>
-        <w:keepNext w:val="0"/>
-        <w:keepLines w:val="0"/>
-        <w:widowControl/>
-        <w:suppressLineNumbers w:val="0"/>
-        <w:spacing w:before="0" w:beforeAutospacing="0" w:after="0" w:afterAutospacing="0"/>
-        <w:ind w:left="0" w:right="0"/>
-        <w:rPr>
-          <w:rFonts w:hint="default" w:ascii="Consolas" w:hAnsi="Consolas" w:eastAsia="Consolas" w:cs="Consolas"/>
-          <w:sz w:val="22"/>
-          <w:szCs w:val="22"/>
-          <w:lang w:val="en-US"/>
-        </w:rPr>
-      </w:pPr>
-      <w:r>
-        <w:rPr>
-          <w:rFonts w:hint="default" w:ascii="Consolas" w:hAnsi="Consolas" w:eastAsia="Consolas" w:cs="Consolas"/>
-          <w:sz w:val="22"/>
-          <w:szCs w:val="22"/>
-          <w:lang w:val="en-US"/>
-        </w:rPr>
-        <w:t> </w:t>
-      </w:r>
-    </w:p>
-    <w:p>
-      <w:pPr>
-        <w:pStyle w:val="20"/>
-        <w:keepNext w:val="0"/>
-        <w:keepLines w:val="0"/>
-        <w:widowControl/>
-        <w:suppressLineNumbers w:val="0"/>
-        <w:spacing w:before="0" w:beforeAutospacing="0" w:after="0" w:afterAutospacing="0"/>
-        <w:ind w:left="0" w:right="0"/>
-        <w:rPr>
-          <w:rFonts w:hint="default" w:ascii="Consolas" w:hAnsi="Consolas" w:eastAsia="Consolas" w:cs="Consolas"/>
-          <w:sz w:val="22"/>
-          <w:szCs w:val="22"/>
-          <w:lang w:val="en-US"/>
-        </w:rPr>
-      </w:pPr>
-      <w:r>
-        <w:rPr>
-          <w:rFonts w:hint="default" w:ascii="Consolas" w:hAnsi="Consolas" w:eastAsia="Consolas" w:cs="Consolas"/>
-          <w:sz w:val="22"/>
-          <w:szCs w:val="22"/>
-          <w:lang w:val="en-US"/>
-        </w:rPr>
-        <w:t xml:space="preserve">    if (n &lt;= 0) {</w:t>
-      </w:r>
-    </w:p>
-    <w:p>
-      <w:pPr>
-        <w:pStyle w:val="20"/>
-        <w:keepNext w:val="0"/>
-        <w:keepLines w:val="0"/>
-        <w:widowControl/>
-        <w:suppressLineNumbers w:val="0"/>
-        <w:spacing w:before="0" w:beforeAutospacing="0" w:after="0" w:afterAutospacing="0"/>
-        <w:ind w:left="0" w:right="0"/>
-        <w:rPr>
-          <w:rFonts w:hint="default" w:ascii="Consolas" w:hAnsi="Consolas" w:eastAsia="Consolas" w:cs="Consolas"/>
-          <w:sz w:val="22"/>
-          <w:szCs w:val="22"/>
-          <w:lang w:val="en-US"/>
-        </w:rPr>
-      </w:pPr>
-      <w:r>
-        <w:rPr>
-          <w:rFonts w:hint="default" w:ascii="Consolas" w:hAnsi="Consolas" w:eastAsia="Consolas" w:cs="Consolas"/>
-          <w:sz w:val="22"/>
-          <w:szCs w:val="22"/>
-          <w:lang w:val="en-US"/>
-        </w:rPr>
-        <w:t xml:space="preserve">        cout &lt;&lt; "Ошибка";</w:t>
-      </w:r>
-    </w:p>
-    <w:p>
-      <w:pPr>
-        <w:pStyle w:val="20"/>
-        <w:keepNext w:val="0"/>
-        <w:keepLines w:val="0"/>
-        <w:widowControl/>
-        <w:suppressLineNumbers w:val="0"/>
-        <w:spacing w:before="0" w:beforeAutospacing="0" w:after="0" w:afterAutospacing="0"/>
-        <w:ind w:left="0" w:right="0"/>
-        <w:rPr>
-          <w:rFonts w:hint="default" w:ascii="Consolas" w:hAnsi="Consolas" w:eastAsia="Consolas" w:cs="Consolas"/>
-          <w:sz w:val="22"/>
-          <w:szCs w:val="22"/>
-          <w:lang w:val="en-US"/>
-        </w:rPr>
-      </w:pPr>
-      <w:r>
-        <w:rPr>
-          <w:rFonts w:hint="default" w:ascii="Consolas" w:hAnsi="Consolas" w:eastAsia="Consolas" w:cs="Consolas"/>
-          <w:sz w:val="22"/>
-          <w:szCs w:val="22"/>
-          <w:lang w:val="en-US"/>
-        </w:rPr>
-        <w:t xml:space="preserve">        return 0;</w:t>
-      </w:r>
-    </w:p>
-    <w:p>
-      <w:pPr>
-        <w:pStyle w:val="20"/>
-        <w:keepNext w:val="0"/>
-        <w:keepLines w:val="0"/>
-        <w:widowControl/>
-        <w:suppressLineNumbers w:val="0"/>
-        <w:spacing w:before="0" w:beforeAutospacing="0" w:after="0" w:afterAutospacing="0"/>
-        <w:ind w:left="0" w:right="0"/>
-        <w:rPr>
-          <w:rFonts w:hint="default" w:ascii="Consolas" w:hAnsi="Consolas" w:eastAsia="Consolas" w:cs="Consolas"/>
-          <w:sz w:val="22"/>
-          <w:szCs w:val="22"/>
-          <w:lang w:val="en-US"/>
-        </w:rPr>
-      </w:pPr>
-      <w:r>
-        <w:rPr>
-          <w:rFonts w:hint="default" w:ascii="Consolas" w:hAnsi="Consolas" w:eastAsia="Consolas" w:cs="Consolas"/>
-          <w:sz w:val="22"/>
-          <w:szCs w:val="22"/>
-          <w:lang w:val="en-US"/>
-        </w:rPr>
-        <w:t xml:space="preserve">    }</w:t>
-      </w:r>
-    </w:p>
-    <w:p>
-      <w:pPr>
-        <w:pStyle w:val="20"/>
-        <w:keepNext w:val="0"/>
-        <w:keepLines w:val="0"/>
-        <w:widowControl/>
-        <w:suppressLineNumbers w:val="0"/>
-        <w:spacing w:before="0" w:beforeAutospacing="0" w:after="0" w:afterAutospacing="0"/>
-        <w:ind w:left="0" w:right="0"/>
-        <w:rPr>
-          <w:rFonts w:hint="default" w:ascii="Consolas" w:hAnsi="Consolas" w:eastAsia="Consolas" w:cs="Consolas"/>
-          <w:sz w:val="22"/>
-          <w:szCs w:val="22"/>
-          <w:lang w:val="en-US"/>
-        </w:rPr>
-      </w:pPr>
-      <w:r>
-        <w:rPr>
-          <w:rFonts w:hint="default" w:ascii="Consolas" w:hAnsi="Consolas" w:eastAsia="Consolas" w:cs="Consolas"/>
-          <w:sz w:val="22"/>
-          <w:szCs w:val="22"/>
-          <w:lang w:val="en-US"/>
-        </w:rPr>
-        <w:t> </w:t>
-      </w:r>
-    </w:p>
-    <w:p>
-      <w:pPr>
-        <w:pStyle w:val="20"/>
-        <w:keepNext w:val="0"/>
-        <w:keepLines w:val="0"/>
-        <w:widowControl/>
-        <w:suppressLineNumbers w:val="0"/>
-        <w:spacing w:before="0" w:beforeAutospacing="0" w:after="0" w:afterAutospacing="0"/>
-        <w:ind w:left="0" w:right="0"/>
-        <w:rPr>
-          <w:rFonts w:hint="default" w:ascii="Consolas" w:hAnsi="Consolas" w:eastAsia="Consolas" w:cs="Consolas"/>
-          <w:sz w:val="22"/>
-          <w:szCs w:val="22"/>
-          <w:lang w:val="en-US"/>
-        </w:rPr>
-      </w:pPr>
-      <w:r>
-        <w:rPr>
-          <w:rFonts w:hint="default" w:ascii="Consolas" w:hAnsi="Consolas" w:eastAsia="Consolas" w:cs="Consolas"/>
-          <w:sz w:val="22"/>
-          <w:szCs w:val="22"/>
-          <w:lang w:val="en-US"/>
-        </w:rPr>
-        <w:t xml:space="preserve">    int mas[100]; </w:t>
-      </w:r>
-    </w:p>
-    <w:p>
-      <w:pPr>
-        <w:pStyle w:val="20"/>
-        <w:keepNext w:val="0"/>
-        <w:keepLines w:val="0"/>
-        <w:widowControl/>
-        <w:suppressLineNumbers w:val="0"/>
-        <w:spacing w:before="0" w:beforeAutospacing="0" w:after="0" w:afterAutospacing="0"/>
-        <w:ind w:left="0" w:right="0"/>
-        <w:rPr>
-          <w:rFonts w:hint="default" w:ascii="Consolas" w:hAnsi="Consolas" w:eastAsia="Consolas" w:cs="Consolas"/>
-          <w:sz w:val="22"/>
-          <w:szCs w:val="22"/>
-          <w:lang w:val="en-US"/>
-        </w:rPr>
-      </w:pPr>
-      <w:r>
-        <w:rPr>
-          <w:rFonts w:hint="default" w:ascii="Consolas" w:hAnsi="Consolas" w:eastAsia="Consolas" w:cs="Consolas"/>
-          <w:sz w:val="22"/>
-          <w:szCs w:val="22"/>
-          <w:lang w:val="en-US"/>
-        </w:rPr>
-        <w:t xml:space="preserve">    cout &lt;&lt; "Введите элементы массива: ";</w:t>
-      </w:r>
-    </w:p>
-    <w:p>
-      <w:pPr>
-        <w:pStyle w:val="20"/>
-        <w:keepNext w:val="0"/>
-        <w:keepLines w:val="0"/>
-        <w:widowControl/>
-        <w:suppressLineNumbers w:val="0"/>
-        <w:spacing w:before="0" w:beforeAutospacing="0" w:after="0" w:afterAutospacing="0"/>
-        <w:ind w:left="0" w:right="0"/>
-        <w:rPr>
-          <w:rFonts w:hint="default" w:ascii="Consolas" w:hAnsi="Consolas" w:eastAsia="Consolas" w:cs="Consolas"/>
-          <w:sz w:val="22"/>
-          <w:szCs w:val="22"/>
-          <w:lang w:val="en-US"/>
-        </w:rPr>
-      </w:pPr>
-      <w:r>
-        <w:rPr>
-          <w:rFonts w:hint="default" w:ascii="Consolas" w:hAnsi="Consolas" w:eastAsia="Consolas" w:cs="Consolas"/>
-          <w:sz w:val="22"/>
-          <w:szCs w:val="22"/>
-          <w:lang w:val="en-US"/>
-        </w:rPr>
-        <w:t xml:space="preserve">    for (int i = 0; i &lt; n; i++) {</w:t>
-      </w:r>
-    </w:p>
-    <w:p>
-      <w:pPr>
-        <w:pStyle w:val="20"/>
-        <w:keepNext w:val="0"/>
-        <w:keepLines w:val="0"/>
-        <w:widowControl/>
-        <w:suppressLineNumbers w:val="0"/>
-        <w:spacing w:before="0" w:beforeAutospacing="0" w:after="0" w:afterAutospacing="0"/>
-        <w:ind w:left="0" w:right="0"/>
-        <w:rPr>
-          <w:rFonts w:hint="default" w:ascii="Consolas" w:hAnsi="Consolas" w:eastAsia="Consolas" w:cs="Consolas"/>
-          <w:sz w:val="22"/>
-          <w:szCs w:val="22"/>
-          <w:lang w:val="en-US"/>
-        </w:rPr>
-      </w:pPr>
-      <w:r>
-        <w:rPr>
-          <w:rFonts w:hint="default" w:ascii="Consolas" w:hAnsi="Consolas" w:eastAsia="Consolas" w:cs="Consolas"/>
-          <w:sz w:val="22"/>
-          <w:szCs w:val="22"/>
-          <w:lang w:val="en-US"/>
-        </w:rPr>
-        <w:t xml:space="preserve">        cin &gt;&gt; mas[i];</w:t>
-      </w:r>
-    </w:p>
-    <w:p>
-      <w:pPr>
-        <w:pStyle w:val="20"/>
-        <w:keepNext w:val="0"/>
-        <w:keepLines w:val="0"/>
-        <w:widowControl/>
-        <w:suppressLineNumbers w:val="0"/>
-        <w:spacing w:before="0" w:beforeAutospacing="0" w:after="0" w:afterAutospacing="0"/>
-        <w:ind w:left="0" w:right="0"/>
-        <w:rPr>
-          <w:rFonts w:hint="default" w:ascii="Consolas" w:hAnsi="Consolas" w:eastAsia="Consolas" w:cs="Consolas"/>
-          <w:sz w:val="22"/>
-          <w:szCs w:val="22"/>
-          <w:lang w:val="en-US"/>
-        </w:rPr>
-      </w:pPr>
-      <w:r>
-        <w:rPr>
-          <w:rFonts w:hint="default" w:ascii="Consolas" w:hAnsi="Consolas" w:eastAsia="Consolas" w:cs="Consolas"/>
-          <w:sz w:val="22"/>
-          <w:szCs w:val="22"/>
-          <w:lang w:val="en-US"/>
-        </w:rPr>
-        <w:t xml:space="preserve">    }</w:t>
-      </w:r>
-    </w:p>
-    <w:p>
-      <w:pPr>
-        <w:pStyle w:val="20"/>
-        <w:keepNext w:val="0"/>
-        <w:keepLines w:val="0"/>
-        <w:widowControl/>
-        <w:suppressLineNumbers w:val="0"/>
-        <w:spacing w:before="0" w:beforeAutospacing="0" w:after="0" w:afterAutospacing="0"/>
-        <w:ind w:left="0" w:right="0"/>
-        <w:rPr>
-          <w:rFonts w:hint="default" w:ascii="Consolas" w:hAnsi="Consolas" w:eastAsia="Consolas" w:cs="Consolas"/>
-          <w:sz w:val="22"/>
-          <w:szCs w:val="22"/>
-          <w:lang w:val="en-US"/>
-        </w:rPr>
-      </w:pPr>
-      <w:r>
-        <w:rPr>
-          <w:rFonts w:hint="default" w:ascii="Consolas" w:hAnsi="Consolas" w:eastAsia="Consolas" w:cs="Consolas"/>
-          <w:sz w:val="22"/>
-          <w:szCs w:val="22"/>
-          <w:lang w:val="en-US"/>
-        </w:rPr>
-        <w:t> </w:t>
-      </w:r>
-    </w:p>
-    <w:p>
-      <w:pPr>
-        <w:pStyle w:val="20"/>
-        <w:keepNext w:val="0"/>
-        <w:keepLines w:val="0"/>
-        <w:widowControl/>
-        <w:suppressLineNumbers w:val="0"/>
-        <w:spacing w:before="0" w:beforeAutospacing="0" w:after="0" w:afterAutospacing="0"/>
-        <w:ind w:left="0" w:right="0"/>
-        <w:rPr>
-          <w:rFonts w:hint="default" w:ascii="Consolas" w:hAnsi="Consolas" w:eastAsia="Consolas" w:cs="Consolas"/>
-          <w:sz w:val="22"/>
-          <w:szCs w:val="22"/>
-          <w:lang w:val="en-US"/>
-        </w:rPr>
-      </w:pPr>
-      <w:r>
-        <w:rPr>
-          <w:rFonts w:hint="default" w:ascii="Consolas" w:hAnsi="Consolas" w:eastAsia="Consolas" w:cs="Consolas"/>
-          <w:sz w:val="22"/>
-          <w:szCs w:val="22"/>
-          <w:lang w:val="en-US"/>
-        </w:rPr>
-        <w:t xml:space="preserve">    for (int i = 1; i &lt; n; i++) {</w:t>
-      </w:r>
-    </w:p>
-    <w:p>
-      <w:pPr>
-        <w:pStyle w:val="20"/>
-        <w:keepNext w:val="0"/>
-        <w:keepLines w:val="0"/>
-        <w:widowControl/>
-        <w:suppressLineNumbers w:val="0"/>
-        <w:spacing w:before="0" w:beforeAutospacing="0" w:after="0" w:afterAutospacing="0"/>
-        <w:ind w:left="0" w:right="0"/>
-        <w:rPr>
-          <w:rFonts w:hint="default" w:ascii="Consolas" w:hAnsi="Consolas" w:eastAsia="Consolas" w:cs="Consolas"/>
-          <w:sz w:val="22"/>
-          <w:szCs w:val="22"/>
-          <w:lang w:val="en-US"/>
-        </w:rPr>
-      </w:pPr>
-      <w:r>
-        <w:rPr>
-          <w:rFonts w:hint="default" w:ascii="Consolas" w:hAnsi="Consolas" w:eastAsia="Consolas" w:cs="Consolas"/>
-          <w:sz w:val="22"/>
-          <w:szCs w:val="22"/>
-          <w:lang w:val="en-US"/>
-        </w:rPr>
-        <w:t xml:space="preserve">        int temp = mas[i];</w:t>
-      </w:r>
-    </w:p>
-    <w:p>
-      <w:pPr>
-        <w:pStyle w:val="20"/>
-        <w:keepNext w:val="0"/>
-        <w:keepLines w:val="0"/>
-        <w:widowControl/>
-        <w:suppressLineNumbers w:val="0"/>
-        <w:spacing w:before="0" w:beforeAutospacing="0" w:after="0" w:afterAutospacing="0"/>
-        <w:ind w:left="0" w:right="0"/>
-        <w:rPr>
-          <w:rFonts w:hint="default" w:ascii="Consolas" w:hAnsi="Consolas" w:eastAsia="Consolas" w:cs="Consolas"/>
-          <w:sz w:val="22"/>
-          <w:szCs w:val="22"/>
-          <w:lang w:val="en-US"/>
-        </w:rPr>
-      </w:pPr>
-      <w:r>
-        <w:rPr>
-          <w:rFonts w:hint="default" w:ascii="Consolas" w:hAnsi="Consolas" w:eastAsia="Consolas" w:cs="Consolas"/>
-          <w:sz w:val="22"/>
-          <w:szCs w:val="22"/>
-          <w:lang w:val="en-US"/>
-        </w:rPr>
-        <w:t xml:space="preserve">        int j = i - 1;</w:t>
-      </w:r>
-    </w:p>
-    <w:p>
-      <w:pPr>
-        <w:pStyle w:val="20"/>
-        <w:keepNext w:val="0"/>
-        <w:keepLines w:val="0"/>
-        <w:widowControl/>
-        <w:suppressLineNumbers w:val="0"/>
-        <w:spacing w:before="0" w:beforeAutospacing="0" w:after="0" w:afterAutospacing="0"/>
-        <w:ind w:left="0" w:right="0"/>
-        <w:rPr>
-          <w:rFonts w:hint="default" w:ascii="Consolas" w:hAnsi="Consolas" w:eastAsia="Consolas" w:cs="Consolas"/>
-          <w:sz w:val="22"/>
-          <w:szCs w:val="22"/>
-          <w:lang w:val="en-US"/>
-        </w:rPr>
-      </w:pPr>
-      <w:r>
-        <w:rPr>
-          <w:rFonts w:hint="default" w:ascii="Consolas" w:hAnsi="Consolas" w:eastAsia="Consolas" w:cs="Consolas"/>
-          <w:sz w:val="22"/>
-          <w:szCs w:val="22"/>
-          <w:lang w:val="en-US"/>
-        </w:rPr>
-        <w:t> </w:t>
-      </w:r>
-    </w:p>
-    <w:p>
-      <w:pPr>
-        <w:pStyle w:val="20"/>
-        <w:keepNext w:val="0"/>
-        <w:keepLines w:val="0"/>
-        <w:widowControl/>
-        <w:suppressLineNumbers w:val="0"/>
-        <w:spacing w:before="0" w:beforeAutospacing="0" w:after="0" w:afterAutospacing="0"/>
-        <w:ind w:left="0" w:right="0"/>
-        <w:rPr>
-          <w:rFonts w:hint="default" w:ascii="Consolas" w:hAnsi="Consolas" w:eastAsia="Consolas" w:cs="Consolas"/>
-          <w:sz w:val="22"/>
-          <w:szCs w:val="22"/>
-          <w:lang w:val="en-US"/>
-        </w:rPr>
-      </w:pPr>
-      <w:r>
-        <w:rPr>
-          <w:rFonts w:hint="default" w:ascii="Consolas" w:hAnsi="Consolas" w:eastAsia="Consolas" w:cs="Consolas"/>
-          <w:sz w:val="22"/>
-          <w:szCs w:val="22"/>
-          <w:lang w:val="en-US"/>
-        </w:rPr>
-        <w:t xml:space="preserve">        while (j &gt;= 0 &amp;&amp; mas[j] &gt; temp) {</w:t>
-      </w:r>
-    </w:p>
-    <w:p>
-      <w:pPr>
-        <w:pStyle w:val="20"/>
-        <w:keepNext w:val="0"/>
-        <w:keepLines w:val="0"/>
-        <w:widowControl/>
-        <w:suppressLineNumbers w:val="0"/>
-        <w:spacing w:before="0" w:beforeAutospacing="0" w:after="0" w:afterAutospacing="0"/>
-        <w:ind w:left="0" w:right="0"/>
-        <w:rPr>
-          <w:rFonts w:hint="default" w:ascii="Consolas" w:hAnsi="Consolas" w:eastAsia="Consolas" w:cs="Consolas"/>
-          <w:sz w:val="22"/>
-          <w:szCs w:val="22"/>
-          <w:lang w:val="en-US"/>
-        </w:rPr>
-      </w:pPr>
-      <w:r>
-        <w:rPr>
-          <w:rFonts w:hint="default" w:ascii="Consolas" w:hAnsi="Consolas" w:eastAsia="Consolas" w:cs="Consolas"/>
-          <w:sz w:val="22"/>
-          <w:szCs w:val="22"/>
-          <w:lang w:val="en-US"/>
-        </w:rPr>
-        <w:t xml:space="preserve">            mas[j + 1] = mas[j];</w:t>
-      </w:r>
-    </w:p>
-    <w:p>
-      <w:pPr>
-        <w:pStyle w:val="20"/>
-        <w:keepNext w:val="0"/>
-        <w:keepLines w:val="0"/>
-        <w:widowControl/>
-        <w:suppressLineNumbers w:val="0"/>
-        <w:spacing w:before="0" w:beforeAutospacing="0" w:after="0" w:afterAutospacing="0"/>
-        <w:ind w:left="0" w:right="0"/>
-        <w:rPr>
-          <w:rFonts w:hint="default" w:ascii="Consolas" w:hAnsi="Consolas" w:eastAsia="Consolas" w:cs="Consolas"/>
-          <w:sz w:val="22"/>
-          <w:szCs w:val="22"/>
-          <w:lang w:val="en-US"/>
-        </w:rPr>
-      </w:pPr>
-      <w:r>
-        <w:rPr>
-          <w:rFonts w:hint="default" w:ascii="Consolas" w:hAnsi="Consolas" w:eastAsia="Consolas" w:cs="Consolas"/>
-          <w:sz w:val="22"/>
-          <w:szCs w:val="22"/>
-          <w:lang w:val="en-US"/>
-        </w:rPr>
-        <w:t xml:space="preserve">            j--;</w:t>
-      </w:r>
-    </w:p>
-    <w:p>
-      <w:pPr>
-        <w:pStyle w:val="20"/>
-        <w:keepNext w:val="0"/>
-        <w:keepLines w:val="0"/>
-        <w:widowControl/>
-        <w:suppressLineNumbers w:val="0"/>
-        <w:spacing w:before="0" w:beforeAutospacing="0" w:after="0" w:afterAutospacing="0"/>
-        <w:ind w:left="0" w:right="0"/>
-        <w:rPr>
-          <w:rFonts w:hint="default" w:ascii="Consolas" w:hAnsi="Consolas" w:eastAsia="Consolas" w:cs="Consolas"/>
-          <w:sz w:val="22"/>
-          <w:szCs w:val="22"/>
-          <w:lang w:val="en-US"/>
-        </w:rPr>
-      </w:pPr>
-      <w:r>
-        <w:rPr>
-          <w:rFonts w:hint="default" w:ascii="Consolas" w:hAnsi="Consolas" w:eastAsia="Consolas" w:cs="Consolas"/>
-          <w:sz w:val="22"/>
-          <w:szCs w:val="22"/>
-          <w:lang w:val="en-US"/>
-        </w:rPr>
-        <w:t xml:space="preserve">        }</w:t>
-      </w:r>
-    </w:p>
-    <w:p>
-      <w:pPr>
-        <w:pStyle w:val="20"/>
-        <w:keepNext w:val="0"/>
-        <w:keepLines w:val="0"/>
-        <w:widowControl/>
-        <w:suppressLineNumbers w:val="0"/>
-        <w:spacing w:before="0" w:beforeAutospacing="0" w:after="0" w:afterAutospacing="0"/>
-        <w:ind w:left="0" w:right="0"/>
-        <w:rPr>
-          <w:rFonts w:hint="default" w:ascii="Consolas" w:hAnsi="Consolas" w:eastAsia="Consolas" w:cs="Consolas"/>
-          <w:sz w:val="22"/>
-          <w:szCs w:val="22"/>
-          <w:lang w:val="en-US"/>
-        </w:rPr>
-      </w:pPr>
-      <w:r>
-        <w:rPr>
-          <w:rFonts w:hint="default" w:ascii="Consolas" w:hAnsi="Consolas" w:eastAsia="Consolas" w:cs="Consolas"/>
-          <w:sz w:val="22"/>
-          <w:szCs w:val="22"/>
-          <w:lang w:val="en-US"/>
-        </w:rPr>
-        <w:t> </w:t>
-      </w:r>
-    </w:p>
-    <w:p>
-      <w:pPr>
-        <w:pStyle w:val="20"/>
-        <w:keepNext w:val="0"/>
-        <w:keepLines w:val="0"/>
-        <w:widowControl/>
-        <w:suppressLineNumbers w:val="0"/>
-        <w:spacing w:before="0" w:beforeAutospacing="0" w:after="0" w:afterAutospacing="0"/>
-        <w:ind w:left="0" w:right="0"/>
-        <w:rPr>
-          <w:rFonts w:hint="default" w:ascii="Consolas" w:hAnsi="Consolas" w:eastAsia="Consolas" w:cs="Consolas"/>
-          <w:sz w:val="22"/>
-          <w:szCs w:val="22"/>
-          <w:lang w:val="en-US"/>
-        </w:rPr>
-      </w:pPr>
-      <w:r>
-        <w:rPr>
-          <w:rFonts w:hint="default" w:ascii="Consolas" w:hAnsi="Consolas" w:eastAsia="Consolas" w:cs="Consolas"/>
-          <w:sz w:val="22"/>
-          <w:szCs w:val="22"/>
-          <w:lang w:val="en-US"/>
-        </w:rPr>
-        <w:t xml:space="preserve">        mas[j + 1] = temp;</w:t>
-      </w:r>
-    </w:p>
-    <w:p>
-      <w:pPr>
-        <w:pStyle w:val="20"/>
-        <w:keepNext w:val="0"/>
-        <w:keepLines w:val="0"/>
-        <w:widowControl/>
-        <w:suppressLineNumbers w:val="0"/>
-        <w:spacing w:before="0" w:beforeAutospacing="0" w:after="0" w:afterAutospacing="0"/>
-        <w:ind w:left="0" w:right="0"/>
-        <w:rPr>
-          <w:rFonts w:hint="default" w:ascii="Consolas" w:hAnsi="Consolas" w:eastAsia="Consolas" w:cs="Consolas"/>
-          <w:sz w:val="22"/>
-          <w:szCs w:val="22"/>
-          <w:lang w:val="en-US"/>
-        </w:rPr>
-      </w:pPr>
-      <w:r>
-        <w:rPr>
-          <w:rFonts w:hint="default" w:ascii="Consolas" w:hAnsi="Consolas" w:eastAsia="Consolas" w:cs="Consolas"/>
-          <w:sz w:val="22"/>
-          <w:szCs w:val="22"/>
-          <w:lang w:val="en-US"/>
-        </w:rPr>
-        <w:t xml:space="preserve">    }</w:t>
-      </w:r>
-    </w:p>
-    <w:p>
-      <w:pPr>
-        <w:pStyle w:val="20"/>
-        <w:keepNext w:val="0"/>
-        <w:keepLines w:val="0"/>
-        <w:widowControl/>
-        <w:suppressLineNumbers w:val="0"/>
-        <w:spacing w:before="0" w:beforeAutospacing="0" w:after="0" w:afterAutospacing="0"/>
-        <w:ind w:left="0" w:right="0"/>
-        <w:rPr>
-          <w:rFonts w:hint="default" w:ascii="Consolas" w:hAnsi="Consolas" w:eastAsia="Consolas" w:cs="Consolas"/>
-          <w:sz w:val="22"/>
-          <w:szCs w:val="22"/>
-          <w:lang w:val="en-US"/>
-        </w:rPr>
-      </w:pPr>
-      <w:r>
-        <w:rPr>
-          <w:rFonts w:hint="default" w:ascii="Consolas" w:hAnsi="Consolas" w:eastAsia="Consolas" w:cs="Consolas"/>
-          <w:sz w:val="22"/>
-          <w:szCs w:val="22"/>
-          <w:lang w:val="en-US"/>
-        </w:rPr>
-        <w:t> </w:t>
-      </w:r>
-    </w:p>
-    <w:p>
-      <w:pPr>
-        <w:pStyle w:val="20"/>
-        <w:keepNext w:val="0"/>
-        <w:keepLines w:val="0"/>
-        <w:widowControl/>
-        <w:suppressLineNumbers w:val="0"/>
-        <w:spacing w:before="0" w:beforeAutospacing="0" w:after="0" w:afterAutospacing="0"/>
-        <w:ind w:left="0" w:right="0"/>
-        <w:rPr>
-          <w:rFonts w:hint="default" w:ascii="Consolas" w:hAnsi="Consolas" w:eastAsia="Consolas" w:cs="Consolas"/>
-          <w:sz w:val="22"/>
-          <w:szCs w:val="22"/>
-          <w:lang w:val="en-US"/>
-        </w:rPr>
-      </w:pPr>
-      <w:r>
-        <w:rPr>
-          <w:rFonts w:hint="default" w:ascii="Consolas" w:hAnsi="Consolas" w:eastAsia="Consolas" w:cs="Consolas"/>
-          <w:sz w:val="22"/>
-          <w:szCs w:val="22"/>
-          <w:lang w:val="en-US"/>
-        </w:rPr>
-        <w:t xml:space="preserve">    cout &lt;&lt; "Отсортированный массив: ";</w:t>
-      </w:r>
-    </w:p>
-    <w:p>
-      <w:pPr>
-        <w:pStyle w:val="20"/>
-        <w:keepNext w:val="0"/>
-        <w:keepLines w:val="0"/>
-        <w:widowControl/>
-        <w:suppressLineNumbers w:val="0"/>
-        <w:spacing w:before="0" w:beforeAutospacing="0" w:after="0" w:afterAutospacing="0"/>
-        <w:ind w:left="0" w:right="0"/>
-        <w:rPr>
-          <w:rFonts w:hint="default" w:ascii="Consolas" w:hAnsi="Consolas" w:eastAsia="Consolas" w:cs="Consolas"/>
-          <w:sz w:val="22"/>
-          <w:szCs w:val="22"/>
-          <w:lang w:val="en-US"/>
-        </w:rPr>
-      </w:pPr>
-      <w:r>
-        <w:rPr>
-          <w:rFonts w:hint="default" w:ascii="Consolas" w:hAnsi="Consolas" w:eastAsia="Consolas" w:cs="Consolas"/>
-          <w:sz w:val="22"/>
-          <w:szCs w:val="22"/>
-          <w:lang w:val="en-US"/>
-        </w:rPr>
-        <w:t xml:space="preserve">    for (int i = 0; i &lt; n; i++) {</w:t>
-      </w:r>
-    </w:p>
-    <w:p>
-      <w:pPr>
-        <w:pStyle w:val="20"/>
-        <w:keepNext w:val="0"/>
-        <w:keepLines w:val="0"/>
-        <w:widowControl/>
-        <w:suppressLineNumbers w:val="0"/>
-        <w:spacing w:before="0" w:beforeAutospacing="0" w:after="0" w:afterAutospacing="0"/>
-        <w:ind w:left="0" w:right="0"/>
-        <w:rPr>
-          <w:rFonts w:hint="default" w:ascii="Consolas" w:hAnsi="Consolas" w:eastAsia="Consolas" w:cs="Consolas"/>
-          <w:sz w:val="22"/>
-          <w:szCs w:val="22"/>
-          <w:lang w:val="en-US"/>
-        </w:rPr>
-      </w:pPr>
-      <w:r>
-        <w:rPr>
-          <w:rFonts w:hint="default" w:ascii="Consolas" w:hAnsi="Consolas" w:eastAsia="Consolas" w:cs="Consolas"/>
-          <w:sz w:val="22"/>
-          <w:szCs w:val="22"/>
-          <w:lang w:val="en-US"/>
-        </w:rPr>
-        <w:t xml:space="preserve">        cout &lt;&lt; mas[i] &lt;&lt; " ";</w:t>
-      </w:r>
-    </w:p>
-    <w:p>
-      <w:pPr>
-        <w:pStyle w:val="20"/>
-        <w:keepNext w:val="0"/>
-        <w:keepLines w:val="0"/>
-        <w:widowControl/>
-        <w:suppressLineNumbers w:val="0"/>
-        <w:spacing w:before="0" w:beforeAutospacing="0" w:after="0" w:afterAutospacing="0"/>
-        <w:ind w:left="0" w:right="0"/>
-        <w:rPr>
-          <w:rFonts w:hint="default" w:ascii="Consolas" w:hAnsi="Consolas" w:eastAsia="Consolas" w:cs="Consolas"/>
-          <w:sz w:val="22"/>
-          <w:szCs w:val="22"/>
-          <w:lang w:val="en-US"/>
-        </w:rPr>
-      </w:pPr>
-      <w:r>
-        <w:rPr>
-          <w:rFonts w:hint="default" w:ascii="Consolas" w:hAnsi="Consolas" w:eastAsia="Consolas" w:cs="Consolas"/>
-          <w:sz w:val="22"/>
-          <w:szCs w:val="22"/>
-          <w:lang w:val="en-US"/>
-        </w:rPr>
-        <w:t xml:space="preserve">    }</w:t>
-      </w:r>
-    </w:p>
-    <w:p>
-      <w:pPr>
-        <w:pStyle w:val="20"/>
-        <w:keepNext w:val="0"/>
-        <w:keepLines w:val="0"/>
-        <w:widowControl/>
-        <w:suppressLineNumbers w:val="0"/>
-        <w:spacing w:before="0" w:beforeAutospacing="0" w:after="0" w:afterAutospacing="0"/>
-        <w:ind w:left="0" w:right="0"/>
-        <w:rPr>
-          <w:rFonts w:hint="default" w:ascii="Consolas" w:hAnsi="Consolas" w:eastAsia="Consolas" w:cs="Consolas"/>
-          <w:sz w:val="22"/>
-          <w:szCs w:val="22"/>
-          <w:lang w:val="en-US"/>
-        </w:rPr>
-      </w:pPr>
-      <w:r>
-        <w:rPr>
-          <w:rFonts w:hint="default" w:ascii="Consolas" w:hAnsi="Consolas" w:eastAsia="Consolas" w:cs="Consolas"/>
-          <w:sz w:val="22"/>
-          <w:szCs w:val="22"/>
-          <w:lang w:val="en-US"/>
-        </w:rPr>
-        <w:t> </w:t>
-      </w:r>
-    </w:p>
-    <w:p>
-      <w:pPr>
-        <w:pStyle w:val="20"/>
-        <w:keepNext w:val="0"/>
-        <w:keepLines w:val="0"/>
-        <w:widowControl/>
-        <w:suppressLineNumbers w:val="0"/>
-        <w:spacing w:before="0" w:beforeAutospacing="0" w:after="0" w:afterAutospacing="0"/>
-        <w:ind w:left="0" w:right="0"/>
-        <w:rPr>
-          <w:rFonts w:hint="default" w:ascii="Consolas" w:hAnsi="Consolas" w:eastAsia="Consolas" w:cs="Consolas"/>
-          <w:sz w:val="22"/>
-          <w:szCs w:val="22"/>
-          <w:lang w:val="en-US"/>
-        </w:rPr>
-      </w:pPr>
-      <w:r>
-        <w:rPr>
-          <w:rFonts w:hint="default" w:ascii="Consolas" w:hAnsi="Consolas" w:eastAsia="Consolas" w:cs="Consolas"/>
-          <w:sz w:val="22"/>
-          <w:szCs w:val="22"/>
-          <w:lang w:val="en-US"/>
-        </w:rPr>
-        <w:t xml:space="preserve">    return 0;</w:t>
-      </w:r>
-    </w:p>
-    <w:p>
-      <w:pPr>
-        <w:pStyle w:val="20"/>
-        <w:keepNext w:val="0"/>
-        <w:keepLines w:val="0"/>
-        <w:widowControl/>
-        <w:suppressLineNumbers w:val="0"/>
-        <w:spacing w:before="0" w:beforeAutospacing="0" w:after="0" w:afterAutospacing="0"/>
-        <w:ind w:left="0" w:right="0"/>
-        <w:rPr>
-          <w:rFonts w:hint="default" w:ascii="Consolas" w:hAnsi="Consolas" w:eastAsia="Consolas" w:cs="Consolas"/>
-          <w:sz w:val="22"/>
-          <w:szCs w:val="22"/>
-          <w:lang w:val="en-US"/>
-        </w:rPr>
-      </w:pPr>
-      <w:r>
-        <w:rPr>
-          <w:rFonts w:hint="default" w:ascii="Consolas" w:hAnsi="Consolas" w:eastAsia="Consolas" w:cs="Consolas"/>
-          <w:sz w:val="22"/>
-          <w:szCs w:val="22"/>
-          <w:lang w:val="en-US"/>
-        </w:rPr>
-        <w:t>}</w:t>
-      </w:r>
-    </w:p>
-    <w:p>
-      <w:pPr>
-        <w:pStyle w:val="35"/>
-        <w:spacing w:after="30" w:line="360" w:lineRule="auto"/>
-        <w:ind w:left="0" w:leftChars="0" w:firstLine="0" w:firstLineChars="0"/>
-        <w:jc w:val="both"/>
-        <w:rPr>
-          <w:rFonts w:hint="default" w:ascii="Times New Roman" w:hAnsi="Times New Roman" w:cs="Times New Roman" w:eastAsiaTheme="minorEastAsia"/>
-          <w:b/>
-          <w:bCs/>
-          <w:sz w:val="28"/>
-          <w:szCs w:val="28"/>
-          <w:lang w:val="ru-RU"/>
-        </w:rPr>
-      </w:pPr>
+          <w:b w:val="0"/>
+          <w:bCs w:val="0"/>
+          <w:sz w:val="28"/>
+          <w:szCs w:val="28"/>
+          <w:lang w:val="ru-RU"/>
+        </w:rPr>
+      </w:pPr>
+      <w:r>
+        <w:rPr>
+          <w:rFonts w:hint="default" w:ascii="Times New Roman" w:hAnsi="Times New Roman" w:cs="Times New Roman"/>
+          <w:b w:val="0"/>
+          <w:bCs w:val="0"/>
+          <w:sz w:val="28"/>
+          <w:szCs w:val="28"/>
+          <w:lang w:val="ru-RU"/>
+        </w:rPr>
+        <w:t xml:space="preserve">Смотреть </w:t>
+      </w:r>
+      <w:r>
+        <w:rPr>
+          <w:rFonts w:hint="default" w:ascii="Times New Roman" w:hAnsi="Times New Roman"/>
+          <w:b w:val="0"/>
+          <w:bCs w:val="0"/>
+          <w:sz w:val="28"/>
+          <w:szCs w:val="28"/>
+          <w:lang w:val="ru-RU"/>
+        </w:rPr>
+        <w:t>sort_vstavkami.cpp.</w:t>
+      </w:r>
     </w:p>
     <w:p>
       <w:pPr>
@@ -2750,6 +1673,9 @@
         <w:jc w:val="both"/>
         <w:textAlignment w:val="auto"/>
         <w:rPr>
+          <w:rFonts w:ascii="Times New Roman" w:hAnsi="Times New Roman" w:cs="Times New Roman" w:eastAsiaTheme="minorEastAsia"/>
+          <w:b/>
+          <w:bCs/>
           <w:sz w:val="28"/>
           <w:szCs w:val="28"/>
         </w:rPr>
@@ -2778,124 +1704,6 @@
         </w:rPr>
         <w:t xml:space="preserve"> реализована сортировка массива методом вставками. Данный метод позволяет упорядочить элементы массива, последовательно вставляя каждый элемент на нужное место. Программа корректно выполняет сортировку и соответствует условиям задания.</w:t>
       </w:r>
-    </w:p>
-    <w:p>
-      <w:pPr>
-        <w:pStyle w:val="35"/>
-        <w:spacing w:after="30" w:line="360" w:lineRule="auto"/>
-        <w:ind w:left="0" w:leftChars="0" w:firstLine="0" w:firstLineChars="0"/>
-        <w:jc w:val="center"/>
-        <w:rPr>
-          <w:rFonts w:hint="default" w:ascii="Times New Roman" w:hAnsi="Times New Roman" w:cs="Times New Roman" w:eastAsiaTheme="minorEastAsia"/>
-          <w:b/>
-          <w:bCs/>
-          <w:sz w:val="28"/>
-          <w:szCs w:val="28"/>
-          <w:lang w:val="ru-RU"/>
-        </w:rPr>
-      </w:pPr>
-    </w:p>
-    <w:p>
-      <w:pPr>
-        <w:pStyle w:val="35"/>
-        <w:suppressLineNumbers w:val="0"/>
-        <w:bidi w:val="0"/>
-        <w:spacing w:before="0" w:beforeAutospacing="0" w:after="30" w:afterAutospacing="0" w:line="360" w:lineRule="auto"/>
-        <w:ind w:left="0" w:right="0"/>
-        <w:jc w:val="center"/>
-        <w:rPr>
-          <w:rFonts w:ascii="Times New Roman" w:hAnsi="Times New Roman" w:cs="Times New Roman" w:eastAsiaTheme="minorEastAsia"/>
-          <w:b/>
-          <w:bCs/>
-          <w:sz w:val="28"/>
-          <w:szCs w:val="28"/>
-        </w:rPr>
-      </w:pPr>
-    </w:p>
-    <w:p>
-      <w:pPr>
-        <w:pStyle w:val="35"/>
-        <w:suppressLineNumbers w:val="0"/>
-        <w:bidi w:val="0"/>
-        <w:spacing w:before="0" w:beforeAutospacing="0" w:after="30" w:afterAutospacing="0" w:line="360" w:lineRule="auto"/>
-        <w:ind w:left="0" w:right="0"/>
-        <w:jc w:val="center"/>
-        <w:rPr>
-          <w:rFonts w:ascii="Times New Roman" w:hAnsi="Times New Roman" w:cs="Times New Roman" w:eastAsiaTheme="minorEastAsia"/>
-          <w:b/>
-          <w:bCs/>
-          <w:sz w:val="28"/>
-          <w:szCs w:val="28"/>
-        </w:rPr>
-      </w:pPr>
-    </w:p>
-    <w:p>
-      <w:pPr>
-        <w:pStyle w:val="35"/>
-        <w:suppressLineNumbers w:val="0"/>
-        <w:bidi w:val="0"/>
-        <w:spacing w:before="0" w:beforeAutospacing="0" w:after="30" w:afterAutospacing="0" w:line="360" w:lineRule="auto"/>
-        <w:ind w:left="0" w:right="0"/>
-        <w:jc w:val="center"/>
-        <w:rPr>
-          <w:rFonts w:ascii="Times New Roman" w:hAnsi="Times New Roman" w:cs="Times New Roman" w:eastAsiaTheme="minorEastAsia"/>
-          <w:b/>
-          <w:bCs/>
-          <w:sz w:val="28"/>
-          <w:szCs w:val="28"/>
-        </w:rPr>
-      </w:pPr>
-    </w:p>
-    <w:p>
-      <w:pPr>
-        <w:pStyle w:val="35"/>
-        <w:suppressLineNumbers w:val="0"/>
-        <w:bidi w:val="0"/>
-        <w:spacing w:before="0" w:beforeAutospacing="0" w:after="30" w:afterAutospacing="0" w:line="360" w:lineRule="auto"/>
-        <w:ind w:left="0" w:right="0"/>
-        <w:jc w:val="center"/>
-        <w:rPr>
-          <w:rFonts w:ascii="Times New Roman" w:hAnsi="Times New Roman" w:cs="Times New Roman" w:eastAsiaTheme="minorEastAsia"/>
-          <w:b/>
-          <w:bCs/>
-          <w:sz w:val="28"/>
-          <w:szCs w:val="28"/>
-        </w:rPr>
-      </w:pPr>
-    </w:p>
-    <w:p>
-      <w:pPr>
-        <w:pStyle w:val="35"/>
-        <w:suppressLineNumbers w:val="0"/>
-        <w:bidi w:val="0"/>
-        <w:spacing w:before="0" w:beforeAutospacing="0" w:after="30" w:afterAutospacing="0" w:line="360" w:lineRule="auto"/>
-        <w:ind w:left="0" w:right="0"/>
-        <w:jc w:val="both"/>
-        <w:rPr>
-          <w:rFonts w:ascii="Times New Roman" w:hAnsi="Times New Roman" w:cs="Times New Roman" w:eastAsiaTheme="minorEastAsia"/>
-          <w:b/>
-          <w:bCs/>
-          <w:sz w:val="28"/>
-          <w:szCs w:val="28"/>
-        </w:rPr>
-      </w:pPr>
-    </w:p>
-    <w:p>
-      <w:pPr>
-        <w:pStyle w:val="35"/>
-        <w:suppressLineNumbers w:val="0"/>
-        <w:bidi w:val="0"/>
-        <w:spacing w:before="0" w:beforeAutospacing="0" w:after="30" w:afterAutospacing="0" w:line="360" w:lineRule="auto"/>
-        <w:ind w:left="0" w:right="0"/>
-        <w:jc w:val="both"/>
-        <w:rPr>
-          <w:rFonts w:ascii="Times New Roman" w:hAnsi="Times New Roman" w:cs="Times New Roman" w:eastAsiaTheme="minorEastAsia"/>
-          <w:b/>
-          <w:bCs/>
-          <w:sz w:val="28"/>
-          <w:szCs w:val="28"/>
-        </w:rPr>
-      </w:pPr>
     </w:p>
     <w:p>
       <w:pPr>
@@ -3296,8 +2104,8 @@
       <w:r>
         <w:drawing>
           <wp:inline distT="0" distB="0" distL="114300" distR="114300">
-            <wp:extent cx="5939155" cy="4675505"/>
-            <wp:effectExtent l="0" t="0" r="4445" b="10795"/>
+            <wp:extent cx="5939155" cy="3550920"/>
+            <wp:effectExtent l="0" t="0" r="4445" b="11430"/>
             <wp:docPr id="5" name="Изображение 3"/>
             <wp:cNvGraphicFramePr>
               <a:graphicFrameLocks xmlns:a="http://schemas.openxmlformats.org/drawingml/2006/main" noChangeAspect="1"/>
@@ -3320,7 +2128,7 @@
                   <pic:spPr>
                     <a:xfrm>
                       <a:off x="0" y="0"/>
-                      <a:ext cx="5939155" cy="4675505"/>
+                      <a:ext cx="5939155" cy="3550920"/>
                     </a:xfrm>
                     <a:prstGeom prst="rect">
                       <a:avLst/>
@@ -3344,47 +2152,14 @@
         <w:bidi w:val="0"/>
         <w:spacing w:before="0" w:beforeAutospacing="0" w:after="30" w:afterAutospacing="0" w:line="360" w:lineRule="auto"/>
         <w:ind w:left="0" w:right="0"/>
-        <w:jc w:val="both"/>
-        <w:rPr>
-          <w:rFonts w:ascii="Times New Roman" w:hAnsi="Times New Roman" w:cs="Times New Roman" w:eastAsiaTheme="minorEastAsia"/>
-          <w:b/>
-          <w:bCs/>
-          <w:sz w:val="28"/>
-          <w:szCs w:val="28"/>
-        </w:rPr>
-      </w:pPr>
-    </w:p>
-    <w:p>
-      <w:pPr>
-        <w:pStyle w:val="35"/>
-        <w:suppressLineNumbers w:val="0"/>
-        <w:bidi w:val="0"/>
-        <w:spacing w:before="0" w:beforeAutospacing="0" w:after="30" w:afterAutospacing="0" w:line="360" w:lineRule="auto"/>
-        <w:ind w:left="0" w:right="0"/>
-        <w:jc w:val="both"/>
-        <w:rPr>
-          <w:rFonts w:ascii="Times New Roman" w:hAnsi="Times New Roman" w:cs="Times New Roman" w:eastAsiaTheme="minorEastAsia"/>
-          <w:b/>
-          <w:bCs/>
-          <w:sz w:val="28"/>
-          <w:szCs w:val="28"/>
-        </w:rPr>
-      </w:pPr>
-    </w:p>
-    <w:p>
-      <w:pPr>
-        <w:pStyle w:val="35"/>
-        <w:suppressLineNumbers w:val="0"/>
-        <w:bidi w:val="0"/>
-        <w:spacing w:before="0" w:beforeAutospacing="0" w:after="30" w:afterAutospacing="0" w:line="360" w:lineRule="auto"/>
-        <w:ind w:left="0" w:right="0"/>
-        <w:jc w:val="both"/>
-        <w:rPr>
-          <w:rFonts w:ascii="Times New Roman" w:hAnsi="Times New Roman" w:cs="Times New Roman" w:eastAsiaTheme="minorEastAsia"/>
-          <w:b/>
-          <w:bCs/>
-          <w:sz w:val="28"/>
-          <w:szCs w:val="28"/>
+        <w:jc w:val="center"/>
+        <w:rPr>
+          <w:rFonts w:hint="default" w:ascii="Times New Roman" w:hAnsi="Times New Roman" w:cs="Times New Roman" w:eastAsiaTheme="minorEastAsia"/>
+          <w:b/>
+          <w:bCs/>
+          <w:sz w:val="28"/>
+          <w:szCs w:val="28"/>
+          <w:lang w:val="ru-RU"/>
         </w:rPr>
       </w:pPr>
     </w:p>
@@ -3423,1127 +2198,39 @@
         <w:suppressLineNumbers w:val="0"/>
         <w:bidi w:val="0"/>
         <w:spacing w:before="0" w:beforeAutospacing="0" w:after="30" w:afterAutospacing="0" w:line="360" w:lineRule="auto"/>
-        <w:ind w:left="0" w:right="0"/>
-        <w:jc w:val="center"/>
+        <w:ind w:left="0" w:right="0" w:firstLine="708" w:firstLineChars="0"/>
+        <w:jc w:val="left"/>
         <w:rPr>
           <w:rFonts w:hint="default" w:ascii="Times New Roman" w:hAnsi="Times New Roman" w:cs="Times New Roman" w:eastAsiaTheme="minorEastAsia"/>
-          <w:b/>
-          <w:bCs/>
-          <w:sz w:val="28"/>
-          <w:szCs w:val="28"/>
-          <w:lang w:val="ru-RU"/>
-        </w:rPr>
-      </w:pPr>
-    </w:p>
-    <w:p>
-      <w:pPr>
-        <w:pStyle w:val="20"/>
-        <w:keepNext w:val="0"/>
-        <w:keepLines w:val="0"/>
-        <w:widowControl/>
-        <w:suppressLineNumbers w:val="0"/>
-        <w:spacing w:before="0" w:beforeAutospacing="0" w:after="0" w:afterAutospacing="0"/>
-        <w:ind w:left="0" w:right="0"/>
-        <w:rPr>
-          <w:rFonts w:ascii="Consolas" w:hAnsi="Consolas" w:eastAsia="Consolas" w:cs="Consolas"/>
-          <w:sz w:val="22"/>
-          <w:szCs w:val="22"/>
+          <w:b w:val="0"/>
+          <w:bCs w:val="0"/>
+          <w:sz w:val="28"/>
+          <w:szCs w:val="28"/>
+          <w:lang w:val="ru-RU"/>
+        </w:rPr>
+      </w:pPr>
+      <w:r>
+        <w:rPr>
+          <w:rFonts w:hint="default" w:ascii="Times New Roman" w:hAnsi="Times New Roman" w:eastAsiaTheme="minorEastAsia"/>
+          <w:b w:val="0"/>
+          <w:bCs w:val="0"/>
+          <w:sz w:val="28"/>
+          <w:szCs w:val="28"/>
+          <w:lang w:val="ru-RU"/>
+        </w:rPr>
+        <w:t>Смотреть sort_vibora.cp</w:t>
+      </w:r>
+      <w:r>
+        <w:rPr>
+          <w:rFonts w:hint="default" w:ascii="Times New Roman" w:hAnsi="Times New Roman" w:eastAsiaTheme="minorEastAsia"/>
+          <w:b w:val="0"/>
+          <w:bCs w:val="0"/>
+          <w:sz w:val="28"/>
+          <w:szCs w:val="28"/>
           <w:lang w:val="en-US"/>
         </w:rPr>
-      </w:pPr>
-      <w:r>
-        <w:rPr>
-          <w:rFonts w:hint="default" w:ascii="Consolas" w:hAnsi="Consolas" w:eastAsia="Consolas" w:cs="Consolas"/>
-          <w:sz w:val="22"/>
-          <w:szCs w:val="22"/>
-          <w:lang w:val="en-US"/>
-        </w:rPr>
-        <w:t>#include &lt;iostream&gt;</w:t>
-      </w:r>
-    </w:p>
-    <w:p>
-      <w:pPr>
-        <w:pStyle w:val="20"/>
-        <w:keepNext w:val="0"/>
-        <w:keepLines w:val="0"/>
-        <w:widowControl/>
-        <w:suppressLineNumbers w:val="0"/>
-        <w:spacing w:before="0" w:beforeAutospacing="0" w:after="0" w:afterAutospacing="0"/>
-        <w:ind w:left="0" w:right="0"/>
-        <w:rPr>
-          <w:rFonts w:hint="default" w:ascii="Consolas" w:hAnsi="Consolas" w:eastAsia="Consolas" w:cs="Consolas"/>
-          <w:sz w:val="22"/>
-          <w:szCs w:val="22"/>
-          <w:lang w:val="en-US"/>
-        </w:rPr>
-      </w:pPr>
-      <w:r>
-        <w:rPr>
-          <w:rFonts w:hint="default" w:ascii="Consolas" w:hAnsi="Consolas" w:eastAsia="Consolas" w:cs="Consolas"/>
-          <w:sz w:val="22"/>
-          <w:szCs w:val="22"/>
-          <w:lang w:val="en-US"/>
-        </w:rPr>
-        <w:t>#include &lt;clocale&gt;</w:t>
-      </w:r>
-    </w:p>
-    <w:p>
-      <w:pPr>
-        <w:pStyle w:val="20"/>
-        <w:keepNext w:val="0"/>
-        <w:keepLines w:val="0"/>
-        <w:widowControl/>
-        <w:suppressLineNumbers w:val="0"/>
-        <w:spacing w:before="0" w:beforeAutospacing="0" w:after="0" w:afterAutospacing="0"/>
-        <w:ind w:left="0" w:right="0"/>
-        <w:rPr>
-          <w:rFonts w:hint="default" w:ascii="Consolas" w:hAnsi="Consolas" w:eastAsia="Consolas" w:cs="Consolas"/>
-          <w:sz w:val="22"/>
-          <w:szCs w:val="22"/>
-          <w:lang w:val="en-US"/>
-        </w:rPr>
-      </w:pPr>
-      <w:r>
-        <w:rPr>
-          <w:rFonts w:hint="default" w:ascii="Consolas" w:hAnsi="Consolas" w:eastAsia="Consolas" w:cs="Consolas"/>
-          <w:sz w:val="22"/>
-          <w:szCs w:val="22"/>
-          <w:lang w:val="en-US"/>
-        </w:rPr>
-        <w:t>using namespace std;</w:t>
-      </w:r>
-    </w:p>
-    <w:p>
-      <w:pPr>
-        <w:pStyle w:val="20"/>
-        <w:keepNext w:val="0"/>
-        <w:keepLines w:val="0"/>
-        <w:widowControl/>
-        <w:suppressLineNumbers w:val="0"/>
-        <w:spacing w:before="0" w:beforeAutospacing="0" w:after="0" w:afterAutospacing="0"/>
-        <w:ind w:left="0" w:right="0"/>
-        <w:rPr>
-          <w:rFonts w:hint="default" w:ascii="Consolas" w:hAnsi="Consolas" w:eastAsia="Consolas" w:cs="Consolas"/>
-          <w:sz w:val="22"/>
-          <w:szCs w:val="22"/>
-          <w:lang w:val="en-US"/>
-        </w:rPr>
-      </w:pPr>
-      <w:r>
-        <w:rPr>
-          <w:rFonts w:hint="default" w:ascii="Consolas" w:hAnsi="Consolas" w:eastAsia="Consolas" w:cs="Consolas"/>
-          <w:sz w:val="22"/>
-          <w:szCs w:val="22"/>
-          <w:lang w:val="en-US"/>
-        </w:rPr>
-        <w:t> </w:t>
-      </w:r>
-    </w:p>
-    <w:p>
-      <w:pPr>
-        <w:pStyle w:val="20"/>
-        <w:keepNext w:val="0"/>
-        <w:keepLines w:val="0"/>
-        <w:widowControl/>
-        <w:suppressLineNumbers w:val="0"/>
-        <w:spacing w:before="0" w:beforeAutospacing="0" w:after="0" w:afterAutospacing="0"/>
-        <w:ind w:left="0" w:right="0"/>
-        <w:rPr>
-          <w:rFonts w:hint="default" w:ascii="Consolas" w:hAnsi="Consolas" w:eastAsia="Consolas" w:cs="Consolas"/>
-          <w:sz w:val="22"/>
-          <w:szCs w:val="22"/>
-          <w:lang w:val="en-US"/>
-        </w:rPr>
-      </w:pPr>
-      <w:r>
-        <w:rPr>
-          <w:rFonts w:hint="default" w:ascii="Consolas" w:hAnsi="Consolas" w:eastAsia="Consolas" w:cs="Consolas"/>
-          <w:sz w:val="22"/>
-          <w:szCs w:val="22"/>
-          <w:lang w:val="en-US"/>
-        </w:rPr>
-        <w:t>int main() {</w:t>
-      </w:r>
-    </w:p>
-    <w:p>
-      <w:pPr>
-        <w:pStyle w:val="20"/>
-        <w:keepNext w:val="0"/>
-        <w:keepLines w:val="0"/>
-        <w:widowControl/>
-        <w:suppressLineNumbers w:val="0"/>
-        <w:spacing w:before="0" w:beforeAutospacing="0" w:after="0" w:afterAutospacing="0"/>
-        <w:ind w:left="0" w:right="0"/>
-        <w:rPr>
-          <w:rFonts w:hint="default" w:ascii="Consolas" w:hAnsi="Consolas" w:eastAsia="Consolas" w:cs="Consolas"/>
-          <w:sz w:val="22"/>
-          <w:szCs w:val="22"/>
-          <w:lang w:val="en-US"/>
-        </w:rPr>
-      </w:pPr>
-      <w:r>
-        <w:rPr>
-          <w:rFonts w:hint="default" w:ascii="Consolas" w:hAnsi="Consolas" w:eastAsia="Consolas" w:cs="Consolas"/>
-          <w:sz w:val="22"/>
-          <w:szCs w:val="22"/>
-          <w:lang w:val="en-US"/>
-        </w:rPr>
-        <w:t xml:space="preserve">    setlocale(LC_ALL, "ru");</w:t>
-      </w:r>
-    </w:p>
-    <w:p>
-      <w:pPr>
-        <w:pStyle w:val="20"/>
-        <w:keepNext w:val="0"/>
-        <w:keepLines w:val="0"/>
-        <w:widowControl/>
-        <w:suppressLineNumbers w:val="0"/>
-        <w:spacing w:before="0" w:beforeAutospacing="0" w:after="0" w:afterAutospacing="0"/>
-        <w:ind w:left="0" w:right="0"/>
-        <w:rPr>
-          <w:rFonts w:hint="default" w:ascii="Consolas" w:hAnsi="Consolas" w:eastAsia="Consolas" w:cs="Consolas"/>
-          <w:sz w:val="22"/>
-          <w:szCs w:val="22"/>
-          <w:lang w:val="en-US"/>
-        </w:rPr>
-      </w:pPr>
-      <w:r>
-        <w:rPr>
-          <w:rFonts w:hint="default" w:ascii="Consolas" w:hAnsi="Consolas" w:eastAsia="Consolas" w:cs="Consolas"/>
-          <w:sz w:val="22"/>
-          <w:szCs w:val="22"/>
-          <w:lang w:val="en-US"/>
-        </w:rPr>
-        <w:t> </w:t>
-      </w:r>
-    </w:p>
-    <w:p>
-      <w:pPr>
-        <w:pStyle w:val="20"/>
-        <w:keepNext w:val="0"/>
-        <w:keepLines w:val="0"/>
-        <w:widowControl/>
-        <w:suppressLineNumbers w:val="0"/>
-        <w:spacing w:before="0" w:beforeAutospacing="0" w:after="0" w:afterAutospacing="0"/>
-        <w:ind w:left="0" w:right="0"/>
-        <w:rPr>
-          <w:rFonts w:hint="default" w:ascii="Consolas" w:hAnsi="Consolas" w:eastAsia="Consolas" w:cs="Consolas"/>
-          <w:sz w:val="22"/>
-          <w:szCs w:val="22"/>
-          <w:lang w:val="en-US"/>
-        </w:rPr>
-      </w:pPr>
-      <w:r>
-        <w:rPr>
-          <w:rFonts w:hint="default" w:ascii="Consolas" w:hAnsi="Consolas" w:eastAsia="Consolas" w:cs="Consolas"/>
-          <w:sz w:val="22"/>
-          <w:szCs w:val="22"/>
-          <w:lang w:val="en-US"/>
-        </w:rPr>
-        <w:t xml:space="preserve">    int n;</w:t>
-      </w:r>
-    </w:p>
-    <w:p>
-      <w:pPr>
-        <w:pStyle w:val="20"/>
-        <w:keepNext w:val="0"/>
-        <w:keepLines w:val="0"/>
-        <w:widowControl/>
-        <w:suppressLineNumbers w:val="0"/>
-        <w:spacing w:before="0" w:beforeAutospacing="0" w:after="0" w:afterAutospacing="0"/>
-        <w:ind w:left="0" w:right="0"/>
-        <w:rPr>
-          <w:rFonts w:hint="default" w:ascii="Consolas" w:hAnsi="Consolas" w:eastAsia="Consolas" w:cs="Consolas"/>
-          <w:sz w:val="22"/>
-          <w:szCs w:val="22"/>
-          <w:lang w:val="en-US"/>
-        </w:rPr>
-      </w:pPr>
-      <w:r>
-        <w:rPr>
-          <w:rFonts w:hint="default" w:ascii="Consolas" w:hAnsi="Consolas" w:eastAsia="Consolas" w:cs="Consolas"/>
-          <w:sz w:val="22"/>
-          <w:szCs w:val="22"/>
-          <w:lang w:val="en-US"/>
-        </w:rPr>
-        <w:t xml:space="preserve">    cout &lt;&lt; "Введите кол-во элементов: ";</w:t>
-      </w:r>
-    </w:p>
-    <w:p>
-      <w:pPr>
-        <w:pStyle w:val="20"/>
-        <w:keepNext w:val="0"/>
-        <w:keepLines w:val="0"/>
-        <w:widowControl/>
-        <w:suppressLineNumbers w:val="0"/>
-        <w:spacing w:before="0" w:beforeAutospacing="0" w:after="0" w:afterAutospacing="0"/>
-        <w:ind w:left="0" w:right="0"/>
-        <w:rPr>
-          <w:rFonts w:hint="default" w:ascii="Consolas" w:hAnsi="Consolas" w:eastAsia="Consolas" w:cs="Consolas"/>
-          <w:sz w:val="22"/>
-          <w:szCs w:val="22"/>
-          <w:lang w:val="en-US"/>
-        </w:rPr>
-      </w:pPr>
-      <w:r>
-        <w:rPr>
-          <w:rFonts w:hint="default" w:ascii="Consolas" w:hAnsi="Consolas" w:eastAsia="Consolas" w:cs="Consolas"/>
-          <w:sz w:val="22"/>
-          <w:szCs w:val="22"/>
-          <w:lang w:val="en-US"/>
-        </w:rPr>
-        <w:t xml:space="preserve">    cin &gt;&gt; n;</w:t>
-      </w:r>
-    </w:p>
-    <w:p>
-      <w:pPr>
-        <w:pStyle w:val="20"/>
-        <w:keepNext w:val="0"/>
-        <w:keepLines w:val="0"/>
-        <w:widowControl/>
-        <w:suppressLineNumbers w:val="0"/>
-        <w:spacing w:before="0" w:beforeAutospacing="0" w:after="0" w:afterAutospacing="0"/>
-        <w:ind w:left="0" w:right="0"/>
-        <w:rPr>
-          <w:rFonts w:hint="default" w:ascii="Consolas" w:hAnsi="Consolas" w:eastAsia="Consolas" w:cs="Consolas"/>
-          <w:sz w:val="22"/>
-          <w:szCs w:val="22"/>
-          <w:lang w:val="en-US"/>
-        </w:rPr>
-      </w:pPr>
-      <w:r>
-        <w:rPr>
-          <w:rFonts w:hint="default" w:ascii="Consolas" w:hAnsi="Consolas" w:eastAsia="Consolas" w:cs="Consolas"/>
-          <w:sz w:val="22"/>
-          <w:szCs w:val="22"/>
-          <w:lang w:val="en-US"/>
-        </w:rPr>
-        <w:t> </w:t>
-      </w:r>
-    </w:p>
-    <w:p>
-      <w:pPr>
-        <w:pStyle w:val="20"/>
-        <w:keepNext w:val="0"/>
-        <w:keepLines w:val="0"/>
-        <w:widowControl/>
-        <w:suppressLineNumbers w:val="0"/>
-        <w:spacing w:before="0" w:beforeAutospacing="0" w:after="0" w:afterAutospacing="0"/>
-        <w:ind w:left="0" w:right="0"/>
-        <w:rPr>
-          <w:rFonts w:hint="default" w:ascii="Consolas" w:hAnsi="Consolas" w:eastAsia="Consolas" w:cs="Consolas"/>
-          <w:sz w:val="22"/>
-          <w:szCs w:val="22"/>
-          <w:lang w:val="en-US"/>
-        </w:rPr>
-      </w:pPr>
-      <w:r>
-        <w:rPr>
-          <w:rFonts w:hint="default" w:ascii="Consolas" w:hAnsi="Consolas" w:eastAsia="Consolas" w:cs="Consolas"/>
-          <w:sz w:val="22"/>
-          <w:szCs w:val="22"/>
-          <w:lang w:val="en-US"/>
-        </w:rPr>
-        <w:t xml:space="preserve">    if (n &lt;= 0) {</w:t>
-      </w:r>
-    </w:p>
-    <w:p>
-      <w:pPr>
-        <w:pStyle w:val="20"/>
-        <w:keepNext w:val="0"/>
-        <w:keepLines w:val="0"/>
-        <w:widowControl/>
-        <w:suppressLineNumbers w:val="0"/>
-        <w:spacing w:before="0" w:beforeAutospacing="0" w:after="0" w:afterAutospacing="0"/>
-        <w:ind w:left="0" w:right="0"/>
-        <w:rPr>
-          <w:rFonts w:hint="default" w:ascii="Consolas" w:hAnsi="Consolas" w:eastAsia="Consolas" w:cs="Consolas"/>
-          <w:sz w:val="22"/>
-          <w:szCs w:val="22"/>
-          <w:lang w:val="en-US"/>
-        </w:rPr>
-      </w:pPr>
-      <w:r>
-        <w:rPr>
-          <w:rFonts w:hint="default" w:ascii="Consolas" w:hAnsi="Consolas" w:eastAsia="Consolas" w:cs="Consolas"/>
-          <w:sz w:val="22"/>
-          <w:szCs w:val="22"/>
-          <w:lang w:val="en-US"/>
-        </w:rPr>
-        <w:t xml:space="preserve">        cout &lt;&lt; "Ошибка";</w:t>
-      </w:r>
-    </w:p>
-    <w:p>
-      <w:pPr>
-        <w:pStyle w:val="20"/>
-        <w:keepNext w:val="0"/>
-        <w:keepLines w:val="0"/>
-        <w:widowControl/>
-        <w:suppressLineNumbers w:val="0"/>
-        <w:spacing w:before="0" w:beforeAutospacing="0" w:after="0" w:afterAutospacing="0"/>
-        <w:ind w:left="0" w:right="0"/>
-        <w:rPr>
-          <w:rFonts w:hint="default" w:ascii="Consolas" w:hAnsi="Consolas" w:eastAsia="Consolas" w:cs="Consolas"/>
-          <w:sz w:val="22"/>
-          <w:szCs w:val="22"/>
-          <w:lang w:val="en-US"/>
-        </w:rPr>
-      </w:pPr>
-      <w:r>
-        <w:rPr>
-          <w:rFonts w:hint="default" w:ascii="Consolas" w:hAnsi="Consolas" w:eastAsia="Consolas" w:cs="Consolas"/>
-          <w:sz w:val="22"/>
-          <w:szCs w:val="22"/>
-          <w:lang w:val="en-US"/>
-        </w:rPr>
-        <w:t xml:space="preserve">        return 0;</w:t>
-      </w:r>
-    </w:p>
-    <w:p>
-      <w:pPr>
-        <w:pStyle w:val="20"/>
-        <w:keepNext w:val="0"/>
-        <w:keepLines w:val="0"/>
-        <w:widowControl/>
-        <w:suppressLineNumbers w:val="0"/>
-        <w:spacing w:before="0" w:beforeAutospacing="0" w:after="0" w:afterAutospacing="0"/>
-        <w:ind w:left="0" w:right="0"/>
-        <w:rPr>
-          <w:rFonts w:hint="default" w:ascii="Consolas" w:hAnsi="Consolas" w:eastAsia="Consolas" w:cs="Consolas"/>
-          <w:sz w:val="22"/>
-          <w:szCs w:val="22"/>
-          <w:lang w:val="en-US"/>
-        </w:rPr>
-      </w:pPr>
-      <w:r>
-        <w:rPr>
-          <w:rFonts w:hint="default" w:ascii="Consolas" w:hAnsi="Consolas" w:eastAsia="Consolas" w:cs="Consolas"/>
-          <w:sz w:val="22"/>
-          <w:szCs w:val="22"/>
-          <w:lang w:val="en-US"/>
-        </w:rPr>
-        <w:t xml:space="preserve">    }</w:t>
-      </w:r>
-    </w:p>
-    <w:p>
-      <w:pPr>
-        <w:pStyle w:val="20"/>
-        <w:keepNext w:val="0"/>
-        <w:keepLines w:val="0"/>
-        <w:widowControl/>
-        <w:suppressLineNumbers w:val="0"/>
-        <w:spacing w:before="0" w:beforeAutospacing="0" w:after="0" w:afterAutospacing="0"/>
-        <w:ind w:left="0" w:right="0"/>
-        <w:rPr>
-          <w:rFonts w:hint="default" w:ascii="Consolas" w:hAnsi="Consolas" w:eastAsia="Consolas" w:cs="Consolas"/>
-          <w:sz w:val="22"/>
-          <w:szCs w:val="22"/>
-          <w:lang w:val="en-US"/>
-        </w:rPr>
-      </w:pPr>
-      <w:r>
-        <w:rPr>
-          <w:rFonts w:hint="default" w:ascii="Consolas" w:hAnsi="Consolas" w:eastAsia="Consolas" w:cs="Consolas"/>
-          <w:sz w:val="22"/>
-          <w:szCs w:val="22"/>
-          <w:lang w:val="en-US"/>
-        </w:rPr>
-        <w:t> </w:t>
-      </w:r>
-    </w:p>
-    <w:p>
-      <w:pPr>
-        <w:pStyle w:val="20"/>
-        <w:keepNext w:val="0"/>
-        <w:keepLines w:val="0"/>
-        <w:widowControl/>
-        <w:suppressLineNumbers w:val="0"/>
-        <w:spacing w:before="0" w:beforeAutospacing="0" w:after="0" w:afterAutospacing="0"/>
-        <w:ind w:left="0" w:right="0"/>
-        <w:rPr>
-          <w:rFonts w:hint="default" w:ascii="Consolas" w:hAnsi="Consolas" w:eastAsia="Consolas" w:cs="Consolas"/>
-          <w:sz w:val="22"/>
-          <w:szCs w:val="22"/>
-          <w:lang w:val="en-US"/>
-        </w:rPr>
-      </w:pPr>
-      <w:r>
-        <w:rPr>
-          <w:rFonts w:hint="default" w:ascii="Consolas" w:hAnsi="Consolas" w:eastAsia="Consolas" w:cs="Consolas"/>
-          <w:sz w:val="22"/>
-          <w:szCs w:val="22"/>
-          <w:lang w:val="en-US"/>
-        </w:rPr>
-        <w:t xml:space="preserve">   int mas[100];</w:t>
-      </w:r>
-    </w:p>
-    <w:p>
-      <w:pPr>
-        <w:pStyle w:val="20"/>
-        <w:keepNext w:val="0"/>
-        <w:keepLines w:val="0"/>
-        <w:widowControl/>
-        <w:suppressLineNumbers w:val="0"/>
-        <w:spacing w:before="0" w:beforeAutospacing="0" w:after="0" w:afterAutospacing="0"/>
-        <w:ind w:left="0" w:right="0"/>
-        <w:rPr>
-          <w:rFonts w:hint="default" w:ascii="Consolas" w:hAnsi="Consolas" w:eastAsia="Consolas" w:cs="Consolas"/>
-          <w:sz w:val="22"/>
-          <w:szCs w:val="22"/>
-          <w:lang w:val="en-US"/>
-        </w:rPr>
-      </w:pPr>
-      <w:r>
-        <w:rPr>
-          <w:rFonts w:hint="default" w:ascii="Consolas" w:hAnsi="Consolas" w:eastAsia="Consolas" w:cs="Consolas"/>
-          <w:sz w:val="22"/>
-          <w:szCs w:val="22"/>
-          <w:lang w:val="en-US"/>
-        </w:rPr>
-        <w:t> </w:t>
-      </w:r>
-    </w:p>
-    <w:p>
-      <w:pPr>
-        <w:pStyle w:val="20"/>
-        <w:keepNext w:val="0"/>
-        <w:keepLines w:val="0"/>
-        <w:widowControl/>
-        <w:suppressLineNumbers w:val="0"/>
-        <w:spacing w:before="0" w:beforeAutospacing="0" w:after="0" w:afterAutospacing="0"/>
-        <w:ind w:left="0" w:right="0"/>
-        <w:rPr>
-          <w:rFonts w:hint="default" w:ascii="Consolas" w:hAnsi="Consolas" w:eastAsia="Consolas" w:cs="Consolas"/>
-          <w:sz w:val="22"/>
-          <w:szCs w:val="22"/>
-          <w:lang w:val="en-US"/>
-        </w:rPr>
-      </w:pPr>
-      <w:r>
-        <w:rPr>
-          <w:rFonts w:hint="default" w:ascii="Consolas" w:hAnsi="Consolas" w:eastAsia="Consolas" w:cs="Consolas"/>
-          <w:sz w:val="22"/>
-          <w:szCs w:val="22"/>
-          <w:lang w:val="en-US"/>
-        </w:rPr>
-        <w:t xml:space="preserve">    cout &lt;&lt; "Введите элементы массива: ";</w:t>
-      </w:r>
-    </w:p>
-    <w:p>
-      <w:pPr>
-        <w:pStyle w:val="20"/>
-        <w:keepNext w:val="0"/>
-        <w:keepLines w:val="0"/>
-        <w:widowControl/>
-        <w:suppressLineNumbers w:val="0"/>
-        <w:spacing w:before="0" w:beforeAutospacing="0" w:after="0" w:afterAutospacing="0"/>
-        <w:ind w:left="0" w:right="0"/>
-        <w:rPr>
-          <w:rFonts w:hint="default" w:ascii="Consolas" w:hAnsi="Consolas" w:eastAsia="Consolas" w:cs="Consolas"/>
-          <w:sz w:val="22"/>
-          <w:szCs w:val="22"/>
-          <w:lang w:val="en-US"/>
-        </w:rPr>
-      </w:pPr>
-      <w:r>
-        <w:rPr>
-          <w:rFonts w:hint="default" w:ascii="Consolas" w:hAnsi="Consolas" w:eastAsia="Consolas" w:cs="Consolas"/>
-          <w:sz w:val="22"/>
-          <w:szCs w:val="22"/>
-          <w:lang w:val="en-US"/>
-        </w:rPr>
-        <w:t xml:space="preserve">    for (int i = 0; i &lt; n; i++) {</w:t>
-      </w:r>
-    </w:p>
-    <w:p>
-      <w:pPr>
-        <w:pStyle w:val="20"/>
-        <w:keepNext w:val="0"/>
-        <w:keepLines w:val="0"/>
-        <w:widowControl/>
-        <w:suppressLineNumbers w:val="0"/>
-        <w:spacing w:before="0" w:beforeAutospacing="0" w:after="0" w:afterAutospacing="0"/>
-        <w:ind w:left="0" w:right="0"/>
-        <w:rPr>
-          <w:rFonts w:hint="default" w:ascii="Consolas" w:hAnsi="Consolas" w:eastAsia="Consolas" w:cs="Consolas"/>
-          <w:sz w:val="22"/>
-          <w:szCs w:val="22"/>
-          <w:lang w:val="en-US"/>
-        </w:rPr>
-      </w:pPr>
-      <w:r>
-        <w:rPr>
-          <w:rFonts w:hint="default" w:ascii="Consolas" w:hAnsi="Consolas" w:eastAsia="Consolas" w:cs="Consolas"/>
-          <w:sz w:val="22"/>
-          <w:szCs w:val="22"/>
-          <w:lang w:val="en-US"/>
-        </w:rPr>
-        <w:t xml:space="preserve">        cin &gt;&gt; mas[i];</w:t>
-      </w:r>
-    </w:p>
-    <w:p>
-      <w:pPr>
-        <w:pStyle w:val="20"/>
-        <w:keepNext w:val="0"/>
-        <w:keepLines w:val="0"/>
-        <w:widowControl/>
-        <w:suppressLineNumbers w:val="0"/>
-        <w:spacing w:before="0" w:beforeAutospacing="0" w:after="0" w:afterAutospacing="0"/>
-        <w:ind w:left="0" w:right="0"/>
-        <w:rPr>
-          <w:rFonts w:hint="default" w:ascii="Consolas" w:hAnsi="Consolas" w:eastAsia="Consolas" w:cs="Consolas"/>
-          <w:sz w:val="22"/>
-          <w:szCs w:val="22"/>
-          <w:lang w:val="en-US"/>
-        </w:rPr>
-      </w:pPr>
-      <w:r>
-        <w:rPr>
-          <w:rFonts w:hint="default" w:ascii="Consolas" w:hAnsi="Consolas" w:eastAsia="Consolas" w:cs="Consolas"/>
-          <w:sz w:val="22"/>
-          <w:szCs w:val="22"/>
-          <w:lang w:val="en-US"/>
-        </w:rPr>
-        <w:t xml:space="preserve">    }</w:t>
-      </w:r>
-    </w:p>
-    <w:p>
-      <w:pPr>
-        <w:pStyle w:val="20"/>
-        <w:keepNext w:val="0"/>
-        <w:keepLines w:val="0"/>
-        <w:widowControl/>
-        <w:suppressLineNumbers w:val="0"/>
-        <w:spacing w:before="0" w:beforeAutospacing="0" w:after="0" w:afterAutospacing="0"/>
-        <w:ind w:left="0" w:right="0"/>
-        <w:rPr>
-          <w:rFonts w:hint="default" w:ascii="Consolas" w:hAnsi="Consolas" w:eastAsia="Consolas" w:cs="Consolas"/>
-          <w:sz w:val="22"/>
-          <w:szCs w:val="22"/>
-          <w:lang w:val="en-US"/>
-        </w:rPr>
-      </w:pPr>
-      <w:r>
-        <w:rPr>
-          <w:rFonts w:hint="default" w:ascii="Consolas" w:hAnsi="Consolas" w:eastAsia="Consolas" w:cs="Consolas"/>
-          <w:sz w:val="22"/>
-          <w:szCs w:val="22"/>
-          <w:lang w:val="en-US"/>
-        </w:rPr>
-        <w:t> </w:t>
-      </w:r>
-    </w:p>
-    <w:p>
-      <w:pPr>
-        <w:pStyle w:val="20"/>
-        <w:keepNext w:val="0"/>
-        <w:keepLines w:val="0"/>
-        <w:widowControl/>
-        <w:suppressLineNumbers w:val="0"/>
-        <w:spacing w:before="0" w:beforeAutospacing="0" w:after="0" w:afterAutospacing="0"/>
-        <w:ind w:left="0" w:right="0"/>
-        <w:rPr>
-          <w:rFonts w:hint="default" w:ascii="Consolas" w:hAnsi="Consolas" w:eastAsia="Consolas" w:cs="Consolas"/>
-          <w:sz w:val="22"/>
-          <w:szCs w:val="22"/>
-          <w:lang w:val="en-US"/>
-        </w:rPr>
-      </w:pPr>
-      <w:r>
-        <w:rPr>
-          <w:rFonts w:hint="default" w:ascii="Consolas" w:hAnsi="Consolas" w:eastAsia="Consolas" w:cs="Consolas"/>
-          <w:sz w:val="22"/>
-          <w:szCs w:val="22"/>
-          <w:lang w:val="en-US"/>
-        </w:rPr>
-        <w:t xml:space="preserve">    for (int i = 0; i &lt; n - 1; i++) {</w:t>
-      </w:r>
-    </w:p>
-    <w:p>
-      <w:pPr>
-        <w:pStyle w:val="20"/>
-        <w:keepNext w:val="0"/>
-        <w:keepLines w:val="0"/>
-        <w:widowControl/>
-        <w:suppressLineNumbers w:val="0"/>
-        <w:spacing w:before="0" w:beforeAutospacing="0" w:after="0" w:afterAutospacing="0"/>
-        <w:ind w:left="0" w:right="0"/>
-        <w:rPr>
-          <w:rFonts w:hint="default" w:ascii="Consolas" w:hAnsi="Consolas" w:eastAsia="Consolas" w:cs="Consolas"/>
-          <w:sz w:val="22"/>
-          <w:szCs w:val="22"/>
-          <w:lang w:val="en-US"/>
-        </w:rPr>
-      </w:pPr>
-      <w:r>
-        <w:rPr>
-          <w:rFonts w:hint="default" w:ascii="Consolas" w:hAnsi="Consolas" w:eastAsia="Consolas" w:cs="Consolas"/>
-          <w:sz w:val="22"/>
-          <w:szCs w:val="22"/>
-          <w:lang w:val="en-US"/>
-        </w:rPr>
-        <w:t xml:space="preserve">        int minIndex = i;</w:t>
-      </w:r>
-    </w:p>
-    <w:p>
-      <w:pPr>
-        <w:pStyle w:val="20"/>
-        <w:keepNext w:val="0"/>
-        <w:keepLines w:val="0"/>
-        <w:widowControl/>
-        <w:suppressLineNumbers w:val="0"/>
-        <w:spacing w:before="0" w:beforeAutospacing="0" w:after="0" w:afterAutospacing="0"/>
-        <w:ind w:left="0" w:right="0"/>
-        <w:rPr>
-          <w:rFonts w:hint="default" w:ascii="Consolas" w:hAnsi="Consolas" w:eastAsia="Consolas" w:cs="Consolas"/>
-          <w:sz w:val="22"/>
-          <w:szCs w:val="22"/>
-          <w:lang w:val="en-US"/>
-        </w:rPr>
-      </w:pPr>
-      <w:r>
-        <w:rPr>
-          <w:rFonts w:hint="default" w:ascii="Consolas" w:hAnsi="Consolas" w:eastAsia="Consolas" w:cs="Consolas"/>
-          <w:sz w:val="22"/>
-          <w:szCs w:val="22"/>
-          <w:lang w:val="en-US"/>
-        </w:rPr>
-        <w:t> </w:t>
-      </w:r>
-    </w:p>
-    <w:p>
-      <w:pPr>
-        <w:pStyle w:val="20"/>
-        <w:keepNext w:val="0"/>
-        <w:keepLines w:val="0"/>
-        <w:widowControl/>
-        <w:suppressLineNumbers w:val="0"/>
-        <w:spacing w:before="0" w:beforeAutospacing="0" w:after="0" w:afterAutospacing="0"/>
-        <w:ind w:left="0" w:right="0"/>
-        <w:rPr>
-          <w:rFonts w:hint="default" w:ascii="Consolas" w:hAnsi="Consolas" w:eastAsia="Consolas" w:cs="Consolas"/>
-          <w:sz w:val="22"/>
-          <w:szCs w:val="22"/>
-          <w:lang w:val="en-US"/>
-        </w:rPr>
-      </w:pPr>
-      <w:r>
-        <w:rPr>
-          <w:rFonts w:hint="default" w:ascii="Consolas" w:hAnsi="Consolas" w:eastAsia="Consolas" w:cs="Consolas"/>
-          <w:sz w:val="22"/>
-          <w:szCs w:val="22"/>
-          <w:lang w:val="en-US"/>
-        </w:rPr>
-        <w:t xml:space="preserve">        for (int j = i + 1; j &lt; n; j++) {</w:t>
-      </w:r>
-    </w:p>
-    <w:p>
-      <w:pPr>
-        <w:pStyle w:val="20"/>
-        <w:keepNext w:val="0"/>
-        <w:keepLines w:val="0"/>
-        <w:widowControl/>
-        <w:suppressLineNumbers w:val="0"/>
-        <w:spacing w:before="0" w:beforeAutospacing="0" w:after="0" w:afterAutospacing="0"/>
-        <w:ind w:left="0" w:right="0"/>
-        <w:rPr>
-          <w:rFonts w:hint="default" w:ascii="Consolas" w:hAnsi="Consolas" w:eastAsia="Consolas" w:cs="Consolas"/>
-          <w:sz w:val="22"/>
-          <w:szCs w:val="22"/>
-          <w:lang w:val="en-US"/>
-        </w:rPr>
-      </w:pPr>
-      <w:r>
-        <w:rPr>
-          <w:rFonts w:hint="default" w:ascii="Consolas" w:hAnsi="Consolas" w:eastAsia="Consolas" w:cs="Consolas"/>
-          <w:sz w:val="22"/>
-          <w:szCs w:val="22"/>
-          <w:lang w:val="en-US"/>
-        </w:rPr>
-        <w:t xml:space="preserve">            if (mas[j] &lt; mas[minIndex]) {</w:t>
-      </w:r>
-    </w:p>
-    <w:p>
-      <w:pPr>
-        <w:pStyle w:val="20"/>
-        <w:keepNext w:val="0"/>
-        <w:keepLines w:val="0"/>
-        <w:widowControl/>
-        <w:suppressLineNumbers w:val="0"/>
-        <w:spacing w:before="0" w:beforeAutospacing="0" w:after="0" w:afterAutospacing="0"/>
-        <w:ind w:left="0" w:right="0"/>
-        <w:rPr>
-          <w:rFonts w:hint="default" w:ascii="Consolas" w:hAnsi="Consolas" w:eastAsia="Consolas" w:cs="Consolas"/>
-          <w:sz w:val="22"/>
-          <w:szCs w:val="22"/>
-          <w:lang w:val="en-US"/>
-        </w:rPr>
-      </w:pPr>
-      <w:r>
-        <w:rPr>
-          <w:rFonts w:hint="default" w:ascii="Consolas" w:hAnsi="Consolas" w:eastAsia="Consolas" w:cs="Consolas"/>
-          <w:sz w:val="22"/>
-          <w:szCs w:val="22"/>
-          <w:lang w:val="en-US"/>
-        </w:rPr>
-        <w:t xml:space="preserve">                minIndex = j;</w:t>
-      </w:r>
-    </w:p>
-    <w:p>
-      <w:pPr>
-        <w:pStyle w:val="20"/>
-        <w:keepNext w:val="0"/>
-        <w:keepLines w:val="0"/>
-        <w:widowControl/>
-        <w:suppressLineNumbers w:val="0"/>
-        <w:spacing w:before="0" w:beforeAutospacing="0" w:after="0" w:afterAutospacing="0"/>
-        <w:ind w:left="0" w:right="0"/>
-        <w:rPr>
-          <w:rFonts w:hint="default" w:ascii="Consolas" w:hAnsi="Consolas" w:eastAsia="Consolas" w:cs="Consolas"/>
-          <w:sz w:val="22"/>
-          <w:szCs w:val="22"/>
-          <w:lang w:val="en-US"/>
-        </w:rPr>
-      </w:pPr>
-      <w:r>
-        <w:rPr>
-          <w:rFonts w:hint="default" w:ascii="Consolas" w:hAnsi="Consolas" w:eastAsia="Consolas" w:cs="Consolas"/>
-          <w:sz w:val="22"/>
-          <w:szCs w:val="22"/>
-          <w:lang w:val="en-US"/>
-        </w:rPr>
-        <w:t xml:space="preserve">            }</w:t>
-      </w:r>
-    </w:p>
-    <w:p>
-      <w:pPr>
-        <w:pStyle w:val="20"/>
-        <w:keepNext w:val="0"/>
-        <w:keepLines w:val="0"/>
-        <w:widowControl/>
-        <w:suppressLineNumbers w:val="0"/>
-        <w:spacing w:before="0" w:beforeAutospacing="0" w:after="0" w:afterAutospacing="0"/>
-        <w:ind w:left="0" w:right="0"/>
-        <w:rPr>
-          <w:rFonts w:hint="default" w:ascii="Consolas" w:hAnsi="Consolas" w:eastAsia="Consolas" w:cs="Consolas"/>
-          <w:sz w:val="22"/>
-          <w:szCs w:val="22"/>
-          <w:lang w:val="en-US"/>
-        </w:rPr>
-      </w:pPr>
-      <w:r>
-        <w:rPr>
-          <w:rFonts w:hint="default" w:ascii="Consolas" w:hAnsi="Consolas" w:eastAsia="Consolas" w:cs="Consolas"/>
-          <w:sz w:val="22"/>
-          <w:szCs w:val="22"/>
-          <w:lang w:val="en-US"/>
-        </w:rPr>
-        <w:t xml:space="preserve">        }</w:t>
-      </w:r>
-    </w:p>
-    <w:p>
-      <w:pPr>
-        <w:pStyle w:val="20"/>
-        <w:keepNext w:val="0"/>
-        <w:keepLines w:val="0"/>
-        <w:widowControl/>
-        <w:suppressLineNumbers w:val="0"/>
-        <w:spacing w:before="0" w:beforeAutospacing="0" w:after="0" w:afterAutospacing="0"/>
-        <w:ind w:left="0" w:right="0"/>
-        <w:rPr>
-          <w:rFonts w:hint="default" w:ascii="Consolas" w:hAnsi="Consolas" w:eastAsia="Consolas" w:cs="Consolas"/>
-          <w:sz w:val="22"/>
-          <w:szCs w:val="22"/>
-          <w:lang w:val="en-US"/>
-        </w:rPr>
-      </w:pPr>
-      <w:r>
-        <w:rPr>
-          <w:rFonts w:hint="default" w:ascii="Consolas" w:hAnsi="Consolas" w:eastAsia="Consolas" w:cs="Consolas"/>
-          <w:sz w:val="22"/>
-          <w:szCs w:val="22"/>
-          <w:lang w:val="en-US"/>
-        </w:rPr>
-        <w:t> </w:t>
-      </w:r>
-    </w:p>
-    <w:p>
-      <w:pPr>
-        <w:pStyle w:val="20"/>
-        <w:keepNext w:val="0"/>
-        <w:keepLines w:val="0"/>
-        <w:widowControl/>
-        <w:suppressLineNumbers w:val="0"/>
-        <w:spacing w:before="0" w:beforeAutospacing="0" w:after="0" w:afterAutospacing="0"/>
-        <w:ind w:left="0" w:right="0"/>
-        <w:rPr>
-          <w:rFonts w:hint="default" w:ascii="Consolas" w:hAnsi="Consolas" w:eastAsia="Consolas" w:cs="Consolas"/>
-          <w:sz w:val="22"/>
-          <w:szCs w:val="22"/>
-          <w:lang w:val="en-US"/>
-        </w:rPr>
-      </w:pPr>
-      <w:r>
-        <w:rPr>
-          <w:rFonts w:hint="default" w:ascii="Consolas" w:hAnsi="Consolas" w:eastAsia="Consolas" w:cs="Consolas"/>
-          <w:sz w:val="22"/>
-          <w:szCs w:val="22"/>
-          <w:lang w:val="en-US"/>
-        </w:rPr>
-        <w:t xml:space="preserve">        int temp = mas[i];</w:t>
-      </w:r>
-    </w:p>
-    <w:p>
-      <w:pPr>
-        <w:pStyle w:val="20"/>
-        <w:keepNext w:val="0"/>
-        <w:keepLines w:val="0"/>
-        <w:widowControl/>
-        <w:suppressLineNumbers w:val="0"/>
-        <w:spacing w:before="0" w:beforeAutospacing="0" w:after="0" w:afterAutospacing="0"/>
-        <w:ind w:left="0" w:right="0"/>
-        <w:rPr>
-          <w:rFonts w:hint="default" w:ascii="Consolas" w:hAnsi="Consolas" w:eastAsia="Consolas" w:cs="Consolas"/>
-          <w:sz w:val="22"/>
-          <w:szCs w:val="22"/>
-          <w:lang w:val="en-US"/>
-        </w:rPr>
-      </w:pPr>
-      <w:r>
-        <w:rPr>
-          <w:rFonts w:hint="default" w:ascii="Consolas" w:hAnsi="Consolas" w:eastAsia="Consolas" w:cs="Consolas"/>
-          <w:sz w:val="22"/>
-          <w:szCs w:val="22"/>
-          <w:lang w:val="en-US"/>
-        </w:rPr>
-        <w:t xml:space="preserve">        mas[i] = mas[minIndex];</w:t>
-      </w:r>
-    </w:p>
-    <w:p>
-      <w:pPr>
-        <w:pStyle w:val="20"/>
-        <w:keepNext w:val="0"/>
-        <w:keepLines w:val="0"/>
-        <w:widowControl/>
-        <w:suppressLineNumbers w:val="0"/>
-        <w:spacing w:before="0" w:beforeAutospacing="0" w:after="0" w:afterAutospacing="0"/>
-        <w:ind w:left="0" w:right="0"/>
-        <w:rPr>
-          <w:rFonts w:hint="default" w:ascii="Consolas" w:hAnsi="Consolas" w:eastAsia="Consolas" w:cs="Consolas"/>
-          <w:sz w:val="22"/>
-          <w:szCs w:val="22"/>
-          <w:lang w:val="en-US"/>
-        </w:rPr>
-      </w:pPr>
-      <w:r>
-        <w:rPr>
-          <w:rFonts w:hint="default" w:ascii="Consolas" w:hAnsi="Consolas" w:eastAsia="Consolas" w:cs="Consolas"/>
-          <w:sz w:val="22"/>
-          <w:szCs w:val="22"/>
-          <w:lang w:val="en-US"/>
-        </w:rPr>
-        <w:t xml:space="preserve">        mas[minIndex] = temp;</w:t>
-      </w:r>
-    </w:p>
-    <w:p>
-      <w:pPr>
-        <w:pStyle w:val="20"/>
-        <w:keepNext w:val="0"/>
-        <w:keepLines w:val="0"/>
-        <w:widowControl/>
-        <w:suppressLineNumbers w:val="0"/>
-        <w:spacing w:before="0" w:beforeAutospacing="0" w:after="0" w:afterAutospacing="0"/>
-        <w:ind w:left="0" w:right="0"/>
-        <w:rPr>
-          <w:rFonts w:hint="default" w:ascii="Consolas" w:hAnsi="Consolas" w:eastAsia="Consolas" w:cs="Consolas"/>
-          <w:sz w:val="22"/>
-          <w:szCs w:val="22"/>
-          <w:lang w:val="en-US"/>
-        </w:rPr>
-      </w:pPr>
-      <w:r>
-        <w:rPr>
-          <w:rFonts w:hint="default" w:ascii="Consolas" w:hAnsi="Consolas" w:eastAsia="Consolas" w:cs="Consolas"/>
-          <w:sz w:val="22"/>
-          <w:szCs w:val="22"/>
-          <w:lang w:val="en-US"/>
-        </w:rPr>
-        <w:t xml:space="preserve">    }</w:t>
-      </w:r>
-    </w:p>
-    <w:p>
-      <w:pPr>
-        <w:pStyle w:val="20"/>
-        <w:keepNext w:val="0"/>
-        <w:keepLines w:val="0"/>
-        <w:widowControl/>
-        <w:suppressLineNumbers w:val="0"/>
-        <w:spacing w:before="0" w:beforeAutospacing="0" w:after="0" w:afterAutospacing="0"/>
-        <w:ind w:left="0" w:right="0"/>
-        <w:rPr>
-          <w:rFonts w:hint="default" w:ascii="Consolas" w:hAnsi="Consolas" w:eastAsia="Consolas" w:cs="Consolas"/>
-          <w:sz w:val="22"/>
-          <w:szCs w:val="22"/>
-          <w:lang w:val="en-US"/>
-        </w:rPr>
-      </w:pPr>
-      <w:r>
-        <w:rPr>
-          <w:rFonts w:hint="default" w:ascii="Consolas" w:hAnsi="Consolas" w:eastAsia="Consolas" w:cs="Consolas"/>
-          <w:sz w:val="22"/>
-          <w:szCs w:val="22"/>
-          <w:lang w:val="en-US"/>
-        </w:rPr>
-        <w:t> </w:t>
-      </w:r>
-    </w:p>
-    <w:p>
-      <w:pPr>
-        <w:pStyle w:val="20"/>
-        <w:keepNext w:val="0"/>
-        <w:keepLines w:val="0"/>
-        <w:widowControl/>
-        <w:suppressLineNumbers w:val="0"/>
-        <w:spacing w:before="0" w:beforeAutospacing="0" w:after="0" w:afterAutospacing="0"/>
-        <w:ind w:left="0" w:right="0"/>
-        <w:rPr>
-          <w:rFonts w:hint="default" w:ascii="Consolas" w:hAnsi="Consolas" w:eastAsia="Consolas" w:cs="Consolas"/>
-          <w:sz w:val="22"/>
-          <w:szCs w:val="22"/>
-          <w:lang w:val="en-US"/>
-        </w:rPr>
-      </w:pPr>
-      <w:r>
-        <w:rPr>
-          <w:rFonts w:hint="default" w:ascii="Consolas" w:hAnsi="Consolas" w:eastAsia="Consolas" w:cs="Consolas"/>
-          <w:sz w:val="22"/>
-          <w:szCs w:val="22"/>
-          <w:lang w:val="en-US"/>
-        </w:rPr>
-        <w:t xml:space="preserve">    cout &lt;&lt; "Отсортированный массив: ";</w:t>
-      </w:r>
-    </w:p>
-    <w:p>
-      <w:pPr>
-        <w:pStyle w:val="20"/>
-        <w:keepNext w:val="0"/>
-        <w:keepLines w:val="0"/>
-        <w:widowControl/>
-        <w:suppressLineNumbers w:val="0"/>
-        <w:spacing w:before="0" w:beforeAutospacing="0" w:after="0" w:afterAutospacing="0"/>
-        <w:ind w:left="0" w:right="0"/>
-        <w:rPr>
-          <w:rFonts w:hint="default" w:ascii="Consolas" w:hAnsi="Consolas" w:eastAsia="Consolas" w:cs="Consolas"/>
-          <w:sz w:val="22"/>
-          <w:szCs w:val="22"/>
-          <w:lang w:val="en-US"/>
-        </w:rPr>
-      </w:pPr>
-      <w:r>
-        <w:rPr>
-          <w:rFonts w:hint="default" w:ascii="Consolas" w:hAnsi="Consolas" w:eastAsia="Consolas" w:cs="Consolas"/>
-          <w:sz w:val="22"/>
-          <w:szCs w:val="22"/>
-          <w:lang w:val="en-US"/>
-        </w:rPr>
-        <w:t xml:space="preserve">    for (int i = 0; i &lt; n; i++) {</w:t>
-      </w:r>
-    </w:p>
-    <w:p>
-      <w:pPr>
-        <w:pStyle w:val="20"/>
-        <w:keepNext w:val="0"/>
-        <w:keepLines w:val="0"/>
-        <w:widowControl/>
-        <w:suppressLineNumbers w:val="0"/>
-        <w:spacing w:before="0" w:beforeAutospacing="0" w:after="0" w:afterAutospacing="0"/>
-        <w:ind w:left="0" w:right="0"/>
-        <w:rPr>
-          <w:rFonts w:hint="default" w:ascii="Consolas" w:hAnsi="Consolas" w:eastAsia="Consolas" w:cs="Consolas"/>
-          <w:sz w:val="22"/>
-          <w:szCs w:val="22"/>
-          <w:lang w:val="en-US"/>
-        </w:rPr>
-      </w:pPr>
-      <w:r>
-        <w:rPr>
-          <w:rFonts w:hint="default" w:ascii="Consolas" w:hAnsi="Consolas" w:eastAsia="Consolas" w:cs="Consolas"/>
-          <w:sz w:val="22"/>
-          <w:szCs w:val="22"/>
-          <w:lang w:val="en-US"/>
-        </w:rPr>
-        <w:t xml:space="preserve">        cout &lt;&lt; mas[i] &lt;&lt; " ";</w:t>
-      </w:r>
-    </w:p>
-    <w:p>
-      <w:pPr>
-        <w:pStyle w:val="20"/>
-        <w:keepNext w:val="0"/>
-        <w:keepLines w:val="0"/>
-        <w:widowControl/>
-        <w:suppressLineNumbers w:val="0"/>
-        <w:spacing w:before="0" w:beforeAutospacing="0" w:after="0" w:afterAutospacing="0"/>
-        <w:ind w:left="0" w:right="0"/>
-        <w:rPr>
-          <w:rFonts w:hint="default" w:ascii="Consolas" w:hAnsi="Consolas" w:eastAsia="Consolas" w:cs="Consolas"/>
-          <w:sz w:val="22"/>
-          <w:szCs w:val="22"/>
-          <w:lang w:val="en-US"/>
-        </w:rPr>
-      </w:pPr>
-      <w:r>
-        <w:rPr>
-          <w:rFonts w:hint="default" w:ascii="Consolas" w:hAnsi="Consolas" w:eastAsia="Consolas" w:cs="Consolas"/>
-          <w:sz w:val="22"/>
-          <w:szCs w:val="22"/>
-          <w:lang w:val="en-US"/>
-        </w:rPr>
-        <w:t xml:space="preserve">    }</w:t>
-      </w:r>
-    </w:p>
-    <w:p>
-      <w:pPr>
-        <w:pStyle w:val="20"/>
-        <w:keepNext w:val="0"/>
-        <w:keepLines w:val="0"/>
-        <w:widowControl/>
-        <w:suppressLineNumbers w:val="0"/>
-        <w:spacing w:before="0" w:beforeAutospacing="0" w:after="0" w:afterAutospacing="0"/>
-        <w:ind w:left="0" w:right="0"/>
-        <w:rPr>
-          <w:rFonts w:hint="default" w:ascii="Consolas" w:hAnsi="Consolas" w:eastAsia="Consolas" w:cs="Consolas"/>
-          <w:sz w:val="22"/>
-          <w:szCs w:val="22"/>
-          <w:lang w:val="en-US"/>
-        </w:rPr>
-      </w:pPr>
-      <w:r>
-        <w:rPr>
-          <w:rFonts w:hint="default" w:ascii="Consolas" w:hAnsi="Consolas" w:eastAsia="Consolas" w:cs="Consolas"/>
-          <w:sz w:val="22"/>
-          <w:szCs w:val="22"/>
-          <w:lang w:val="en-US"/>
-        </w:rPr>
-        <w:t>}</w:t>
-      </w:r>
-    </w:p>
-    <w:p>
-      <w:pPr>
-        <w:pStyle w:val="35"/>
-        <w:suppressLineNumbers w:val="0"/>
-        <w:bidi w:val="0"/>
-        <w:spacing w:before="0" w:beforeAutospacing="0" w:after="30" w:afterAutospacing="0" w:line="360" w:lineRule="auto"/>
-        <w:ind w:left="0" w:right="0"/>
-        <w:jc w:val="both"/>
-        <w:rPr>
-          <w:rFonts w:hint="default" w:ascii="Times New Roman" w:hAnsi="Times New Roman" w:cs="Times New Roman" w:eastAsiaTheme="minorEastAsia"/>
-          <w:b/>
-          <w:bCs/>
-          <w:sz w:val="28"/>
-          <w:szCs w:val="28"/>
-          <w:lang w:val="ru-RU"/>
-        </w:rPr>
-      </w:pPr>
+        <w:t>p.</w:t>
+      </w:r>
     </w:p>
     <w:p>
       <w:pPr>
@@ -5069,24 +2756,6 @@
         <w:keepNext w:val="0"/>
         <w:keepLines w:val="0"/>
         <w:widowControl/>
-        <w:suppressLineNumbers w:val="0"/>
-        <w:jc w:val="center"/>
-        <w:rPr>
-          <w:rFonts w:hint="default"/>
-          <w:b/>
-          <w:bCs/>
-          <w:sz w:val="28"/>
-          <w:szCs w:val="28"/>
-          <w:lang w:val="ru-RU"/>
-        </w:rPr>
-      </w:pPr>
-    </w:p>
-    <w:p>
-      <w:pPr>
-        <w:pStyle w:val="20"/>
-        <w:keepNext w:val="0"/>
-        <w:keepLines w:val="0"/>
-        <w:widowControl/>
         <w:numPr>
           <w:ilvl w:val="0"/>
           <w:numId w:val="0"/>
@@ -5098,8 +2767,8 @@
       <w:r>
         <w:drawing>
           <wp:inline distT="0" distB="0" distL="114300" distR="114300">
-            <wp:extent cx="5935980" cy="4879975"/>
-            <wp:effectExtent l="0" t="0" r="7620" b="15875"/>
+            <wp:extent cx="5935980" cy="4207510"/>
+            <wp:effectExtent l="0" t="0" r="7620" b="2540"/>
             <wp:docPr id="7" name="Изображение 5"/>
             <wp:cNvGraphicFramePr>
               <a:graphicFrameLocks xmlns:a="http://schemas.openxmlformats.org/drawingml/2006/main" noChangeAspect="1"/>
@@ -5122,7 +2791,7 @@
                   <pic:spPr>
                     <a:xfrm>
                       <a:off x="0" y="0"/>
-                      <a:ext cx="5935980" cy="4879975"/>
+                      <a:ext cx="5935980" cy="4207510"/>
                     </a:xfrm>
                     <a:prstGeom prst="rect">
                       <a:avLst/>
@@ -5202,24 +2871,32 @@
         <w:keepNext w:val="0"/>
         <w:keepLines w:val="0"/>
         <w:widowControl/>
-        <w:suppressLineNumbers w:val="0"/>
-        <w:spacing w:before="0" w:beforeAutospacing="0" w:after="0" w:afterAutospacing="0"/>
-        <w:ind w:left="0" w:right="0"/>
-        <w:rPr>
-          <w:rFonts w:hint="default" w:ascii="Consolas" w:hAnsi="Consolas" w:eastAsia="Consolas" w:cs="Consolas"/>
-          <w:sz w:val="22"/>
-          <w:szCs w:val="22"/>
-          <w:lang w:val="ru"/>
-        </w:rPr>
-      </w:pPr>
-      <w:r>
-        <w:rPr>
-          <w:rFonts w:hint="default" w:ascii="Consolas" w:hAnsi="Consolas" w:eastAsia="Consolas" w:cs="Consolas"/>
-          <w:sz w:val="22"/>
-          <w:szCs w:val="22"/>
-          <w:lang w:val="ru"/>
-        </w:rPr>
-        <w:t>#include &lt;iostream&gt;</w:t>
+        <w:numPr>
+          <w:ilvl w:val="0"/>
+          <w:numId w:val="0"/>
+        </w:numPr>
+        <w:suppressLineNumbers w:val="0"/>
+        <w:ind w:right="0" w:rightChars="0" w:firstLine="708" w:firstLineChars="0"/>
+        <w:jc w:val="left"/>
+        <w:rPr>
+          <w:rFonts w:hint="default"/>
+          <w:b w:val="0"/>
+          <w:bCs w:val="0"/>
+          <w:sz w:val="28"/>
+          <w:szCs w:val="28"/>
+          <w:lang w:val="ru-RU"/>
+        </w:rPr>
+      </w:pPr>
+      <w:r>
+        <w:rPr>
+          <w:rFonts w:hint="default"/>
+          <w:b w:val="0"/>
+          <w:bCs w:val="0"/>
+          <w:sz w:val="28"/>
+          <w:szCs w:val="28"/>
+          <w:lang w:val="ru-RU"/>
+        </w:rPr>
+        <w:t>Смотреть sort_bubble.cpp.</w:t>
       </w:r>
     </w:p>
     <w:p>
@@ -5228,971 +2905,19 @@
         <w:keepNext w:val="0"/>
         <w:keepLines w:val="0"/>
         <w:widowControl/>
-        <w:suppressLineNumbers w:val="0"/>
-        <w:spacing w:before="0" w:beforeAutospacing="0" w:after="0" w:afterAutospacing="0"/>
-        <w:ind w:left="0" w:right="0"/>
-        <w:rPr>
-          <w:rFonts w:hint="default" w:ascii="Consolas" w:hAnsi="Consolas" w:eastAsia="Consolas" w:cs="Consolas"/>
-          <w:sz w:val="22"/>
-          <w:szCs w:val="22"/>
-        </w:rPr>
-      </w:pPr>
-      <w:r>
-        <w:rPr>
-          <w:rFonts w:hint="default" w:ascii="Consolas" w:hAnsi="Consolas" w:eastAsia="Consolas" w:cs="Consolas"/>
-          <w:sz w:val="22"/>
-          <w:szCs w:val="22"/>
-          <w:lang w:val="ru"/>
-        </w:rPr>
-        <w:t>#include &lt;clocale&gt;</w:t>
-      </w:r>
-    </w:p>
-    <w:p>
-      <w:pPr>
-        <w:pStyle w:val="20"/>
-        <w:keepNext w:val="0"/>
-        <w:keepLines w:val="0"/>
-        <w:widowControl/>
-        <w:suppressLineNumbers w:val="0"/>
-        <w:spacing w:before="0" w:beforeAutospacing="0" w:after="0" w:afterAutospacing="0"/>
-        <w:ind w:left="0" w:right="0"/>
-        <w:rPr>
-          <w:rFonts w:hint="default" w:ascii="Consolas" w:hAnsi="Consolas" w:eastAsia="Consolas" w:cs="Consolas"/>
-          <w:sz w:val="22"/>
-          <w:szCs w:val="22"/>
-        </w:rPr>
-      </w:pPr>
-      <w:r>
-        <w:rPr>
-          <w:rFonts w:hint="default" w:ascii="Consolas" w:hAnsi="Consolas" w:eastAsia="Consolas" w:cs="Consolas"/>
-          <w:sz w:val="22"/>
-          <w:szCs w:val="22"/>
-          <w:lang w:val="ru"/>
-        </w:rPr>
-        <w:t>using namespace std;</w:t>
-      </w:r>
-    </w:p>
-    <w:p>
-      <w:pPr>
-        <w:pStyle w:val="20"/>
-        <w:keepNext w:val="0"/>
-        <w:keepLines w:val="0"/>
-        <w:widowControl/>
-        <w:suppressLineNumbers w:val="0"/>
-        <w:spacing w:before="0" w:beforeAutospacing="0" w:after="0" w:afterAutospacing="0"/>
-        <w:ind w:left="0" w:right="0"/>
-        <w:rPr>
-          <w:rFonts w:hint="default" w:ascii="Consolas" w:hAnsi="Consolas" w:eastAsia="Consolas" w:cs="Consolas"/>
-          <w:sz w:val="22"/>
-          <w:szCs w:val="22"/>
-        </w:rPr>
-      </w:pPr>
-      <w:r>
-        <w:rPr>
-          <w:rFonts w:hint="default" w:ascii="Consolas" w:hAnsi="Consolas" w:eastAsia="Consolas" w:cs="Consolas"/>
-          <w:sz w:val="22"/>
-          <w:szCs w:val="22"/>
-          <w:lang w:val="ru"/>
-        </w:rPr>
-        <w:t> </w:t>
-      </w:r>
-    </w:p>
-    <w:p>
-      <w:pPr>
-        <w:pStyle w:val="20"/>
-        <w:keepNext w:val="0"/>
-        <w:keepLines w:val="0"/>
-        <w:widowControl/>
-        <w:suppressLineNumbers w:val="0"/>
-        <w:spacing w:before="0" w:beforeAutospacing="0" w:after="0" w:afterAutospacing="0"/>
-        <w:ind w:left="0" w:right="0"/>
-        <w:rPr>
-          <w:rFonts w:hint="default" w:ascii="Consolas" w:hAnsi="Consolas" w:eastAsia="Consolas" w:cs="Consolas"/>
-          <w:sz w:val="22"/>
-          <w:szCs w:val="22"/>
-        </w:rPr>
-      </w:pPr>
-      <w:r>
-        <w:rPr>
-          <w:rFonts w:hint="default" w:ascii="Consolas" w:hAnsi="Consolas" w:eastAsia="Consolas" w:cs="Consolas"/>
-          <w:sz w:val="22"/>
-          <w:szCs w:val="22"/>
-          <w:lang w:val="ru"/>
-        </w:rPr>
-        <w:t>int main() {</w:t>
-      </w:r>
-    </w:p>
-    <w:p>
-      <w:pPr>
-        <w:pStyle w:val="20"/>
-        <w:keepNext w:val="0"/>
-        <w:keepLines w:val="0"/>
-        <w:widowControl/>
-        <w:suppressLineNumbers w:val="0"/>
-        <w:spacing w:before="0" w:beforeAutospacing="0" w:after="0" w:afterAutospacing="0"/>
-        <w:ind w:left="0" w:right="0"/>
-        <w:rPr>
-          <w:rFonts w:hint="default" w:ascii="Consolas" w:hAnsi="Consolas" w:eastAsia="Consolas" w:cs="Consolas"/>
-          <w:sz w:val="22"/>
-          <w:szCs w:val="22"/>
-        </w:rPr>
-      </w:pPr>
-      <w:r>
-        <w:rPr>
-          <w:rFonts w:hint="default" w:ascii="Consolas" w:hAnsi="Consolas" w:eastAsia="Consolas" w:cs="Consolas"/>
-          <w:sz w:val="22"/>
-          <w:szCs w:val="22"/>
-          <w:lang w:val="ru"/>
-        </w:rPr>
-        <w:t xml:space="preserve">    setlocale(LC_ALL, "ru");</w:t>
-      </w:r>
-    </w:p>
-    <w:p>
-      <w:pPr>
-        <w:pStyle w:val="20"/>
-        <w:keepNext w:val="0"/>
-        <w:keepLines w:val="0"/>
-        <w:widowControl/>
-        <w:suppressLineNumbers w:val="0"/>
-        <w:spacing w:before="0" w:beforeAutospacing="0" w:after="0" w:afterAutospacing="0"/>
-        <w:ind w:left="0" w:right="0"/>
-        <w:rPr>
-          <w:rFonts w:hint="default" w:ascii="Consolas" w:hAnsi="Consolas" w:eastAsia="Consolas" w:cs="Consolas"/>
-          <w:sz w:val="22"/>
-          <w:szCs w:val="22"/>
-        </w:rPr>
-      </w:pPr>
-      <w:r>
-        <w:rPr>
-          <w:rFonts w:hint="default" w:ascii="Consolas" w:hAnsi="Consolas" w:eastAsia="Consolas" w:cs="Consolas"/>
-          <w:sz w:val="22"/>
-          <w:szCs w:val="22"/>
-          <w:lang w:val="ru"/>
-        </w:rPr>
-        <w:t> </w:t>
-      </w:r>
-    </w:p>
-    <w:p>
-      <w:pPr>
-        <w:pStyle w:val="20"/>
-        <w:keepNext w:val="0"/>
-        <w:keepLines w:val="0"/>
-        <w:widowControl/>
-        <w:suppressLineNumbers w:val="0"/>
-        <w:spacing w:before="0" w:beforeAutospacing="0" w:after="0" w:afterAutospacing="0"/>
-        <w:ind w:left="0" w:right="0"/>
-        <w:rPr>
-          <w:rFonts w:hint="default" w:ascii="Consolas" w:hAnsi="Consolas" w:eastAsia="Consolas" w:cs="Consolas"/>
-          <w:sz w:val="22"/>
-          <w:szCs w:val="22"/>
-        </w:rPr>
-      </w:pPr>
-      <w:r>
-        <w:rPr>
-          <w:rFonts w:hint="default" w:ascii="Consolas" w:hAnsi="Consolas" w:eastAsia="Consolas" w:cs="Consolas"/>
-          <w:sz w:val="22"/>
-          <w:szCs w:val="22"/>
-          <w:lang w:val="ru"/>
-        </w:rPr>
-        <w:t xml:space="preserve">    int n;</w:t>
-      </w:r>
-    </w:p>
-    <w:p>
-      <w:pPr>
-        <w:pStyle w:val="20"/>
-        <w:keepNext w:val="0"/>
-        <w:keepLines w:val="0"/>
-        <w:widowControl/>
-        <w:suppressLineNumbers w:val="0"/>
-        <w:spacing w:before="0" w:beforeAutospacing="0" w:after="0" w:afterAutospacing="0"/>
-        <w:ind w:left="0" w:right="0"/>
-        <w:rPr>
-          <w:rFonts w:hint="default" w:ascii="Consolas" w:hAnsi="Consolas" w:eastAsia="Consolas" w:cs="Consolas"/>
-          <w:sz w:val="22"/>
-          <w:szCs w:val="22"/>
-        </w:rPr>
-      </w:pPr>
-      <w:r>
-        <w:rPr>
-          <w:rFonts w:hint="default" w:ascii="Consolas" w:hAnsi="Consolas" w:eastAsia="Consolas" w:cs="Consolas"/>
-          <w:sz w:val="22"/>
-          <w:szCs w:val="22"/>
-          <w:lang w:val="ru"/>
-        </w:rPr>
-        <w:t xml:space="preserve">    cout &lt;&lt; "Введите кол</w:t>
-      </w:r>
-      <w:r>
-        <w:rPr>
-          <w:rFonts w:hint="default" w:ascii="Consolas" w:hAnsi="Consolas" w:eastAsia="Consolas" w:cs="Consolas"/>
-          <w:sz w:val="22"/>
-          <w:szCs w:val="22"/>
-          <w:lang w:val="en-US"/>
-        </w:rPr>
-        <w:t>-</w:t>
-      </w:r>
-      <w:r>
-        <w:rPr>
-          <w:rFonts w:hint="default" w:ascii="Consolas" w:hAnsi="Consolas" w:eastAsia="Consolas" w:cs="Consolas"/>
-          <w:sz w:val="22"/>
-          <w:szCs w:val="22"/>
-          <w:lang w:val="ru"/>
-        </w:rPr>
-        <w:t>во элементов: ";</w:t>
-      </w:r>
-    </w:p>
-    <w:p>
-      <w:pPr>
-        <w:pStyle w:val="20"/>
-        <w:keepNext w:val="0"/>
-        <w:keepLines w:val="0"/>
-        <w:widowControl/>
-        <w:suppressLineNumbers w:val="0"/>
-        <w:spacing w:before="0" w:beforeAutospacing="0" w:after="0" w:afterAutospacing="0"/>
-        <w:ind w:left="0" w:right="0"/>
-        <w:rPr>
-          <w:rFonts w:hint="default" w:ascii="Consolas" w:hAnsi="Consolas" w:eastAsia="Consolas" w:cs="Consolas"/>
-          <w:sz w:val="22"/>
-          <w:szCs w:val="22"/>
-        </w:rPr>
-      </w:pPr>
-      <w:r>
-        <w:rPr>
-          <w:rFonts w:hint="default" w:ascii="Consolas" w:hAnsi="Consolas" w:eastAsia="Consolas" w:cs="Consolas"/>
-          <w:sz w:val="22"/>
-          <w:szCs w:val="22"/>
-          <w:lang w:val="ru"/>
-        </w:rPr>
-        <w:t xml:space="preserve">    cin &gt;&gt; n;</w:t>
-      </w:r>
-    </w:p>
-    <w:p>
-      <w:pPr>
-        <w:pStyle w:val="20"/>
-        <w:keepNext w:val="0"/>
-        <w:keepLines w:val="0"/>
-        <w:widowControl/>
-        <w:suppressLineNumbers w:val="0"/>
-        <w:spacing w:before="0" w:beforeAutospacing="0" w:after="0" w:afterAutospacing="0"/>
-        <w:ind w:left="0" w:right="0"/>
-        <w:rPr>
-          <w:rFonts w:hint="default" w:ascii="Consolas" w:hAnsi="Consolas" w:eastAsia="Consolas" w:cs="Consolas"/>
-          <w:sz w:val="22"/>
-          <w:szCs w:val="22"/>
-        </w:rPr>
-      </w:pPr>
-      <w:r>
-        <w:rPr>
-          <w:rFonts w:hint="default" w:ascii="Consolas" w:hAnsi="Consolas" w:eastAsia="Consolas" w:cs="Consolas"/>
-          <w:sz w:val="22"/>
-          <w:szCs w:val="22"/>
-          <w:lang w:val="ru"/>
-        </w:rPr>
-        <w:t> </w:t>
-      </w:r>
-    </w:p>
-    <w:p>
-      <w:pPr>
-        <w:pStyle w:val="20"/>
-        <w:keepNext w:val="0"/>
-        <w:keepLines w:val="0"/>
-        <w:widowControl/>
-        <w:suppressLineNumbers w:val="0"/>
-        <w:spacing w:before="0" w:beforeAutospacing="0" w:after="0" w:afterAutospacing="0"/>
-        <w:ind w:left="0" w:right="0"/>
-        <w:rPr>
-          <w:rFonts w:hint="default" w:ascii="Consolas" w:hAnsi="Consolas" w:eastAsia="Consolas" w:cs="Consolas"/>
-          <w:sz w:val="22"/>
-          <w:szCs w:val="22"/>
-        </w:rPr>
-      </w:pPr>
-      <w:r>
-        <w:rPr>
-          <w:rFonts w:hint="default" w:ascii="Consolas" w:hAnsi="Consolas" w:eastAsia="Consolas" w:cs="Consolas"/>
-          <w:sz w:val="22"/>
-          <w:szCs w:val="22"/>
-          <w:lang w:val="ru"/>
-        </w:rPr>
-        <w:t xml:space="preserve">    if (n &lt;= 0) {</w:t>
-      </w:r>
-    </w:p>
-    <w:p>
-      <w:pPr>
-        <w:pStyle w:val="20"/>
-        <w:keepNext w:val="0"/>
-        <w:keepLines w:val="0"/>
-        <w:widowControl/>
-        <w:suppressLineNumbers w:val="0"/>
-        <w:spacing w:before="0" w:beforeAutospacing="0" w:after="0" w:afterAutospacing="0"/>
-        <w:ind w:left="0" w:right="0"/>
-        <w:rPr>
-          <w:rFonts w:hint="default" w:ascii="Consolas" w:hAnsi="Consolas" w:eastAsia="Consolas" w:cs="Consolas"/>
-          <w:sz w:val="22"/>
-          <w:szCs w:val="22"/>
-        </w:rPr>
-      </w:pPr>
-      <w:r>
-        <w:rPr>
-          <w:rFonts w:hint="default" w:ascii="Consolas" w:hAnsi="Consolas" w:eastAsia="Consolas" w:cs="Consolas"/>
-          <w:sz w:val="22"/>
-          <w:szCs w:val="22"/>
-          <w:lang w:val="ru"/>
-        </w:rPr>
-        <w:t xml:space="preserve">        cout &lt;&lt; "Ошибка";</w:t>
-      </w:r>
-    </w:p>
-    <w:p>
-      <w:pPr>
-        <w:pStyle w:val="20"/>
-        <w:keepNext w:val="0"/>
-        <w:keepLines w:val="0"/>
-        <w:widowControl/>
-        <w:suppressLineNumbers w:val="0"/>
-        <w:spacing w:before="0" w:beforeAutospacing="0" w:after="0" w:afterAutospacing="0"/>
-        <w:ind w:left="0" w:right="0"/>
-        <w:rPr>
-          <w:rFonts w:hint="default" w:ascii="Consolas" w:hAnsi="Consolas" w:eastAsia="Consolas" w:cs="Consolas"/>
-          <w:sz w:val="22"/>
-          <w:szCs w:val="22"/>
-        </w:rPr>
-      </w:pPr>
-      <w:r>
-        <w:rPr>
-          <w:rFonts w:hint="default" w:ascii="Consolas" w:hAnsi="Consolas" w:eastAsia="Consolas" w:cs="Consolas"/>
-          <w:sz w:val="22"/>
-          <w:szCs w:val="22"/>
-          <w:lang w:val="ru"/>
-        </w:rPr>
-        <w:t xml:space="preserve">        return 0;</w:t>
-      </w:r>
-    </w:p>
-    <w:p>
-      <w:pPr>
-        <w:pStyle w:val="20"/>
-        <w:keepNext w:val="0"/>
-        <w:keepLines w:val="0"/>
-        <w:widowControl/>
-        <w:suppressLineNumbers w:val="0"/>
-        <w:spacing w:before="0" w:beforeAutospacing="0" w:after="0" w:afterAutospacing="0"/>
-        <w:ind w:left="0" w:right="0"/>
-        <w:rPr>
-          <w:rFonts w:hint="default" w:ascii="Consolas" w:hAnsi="Consolas" w:eastAsia="Consolas" w:cs="Consolas"/>
-          <w:sz w:val="22"/>
-          <w:szCs w:val="22"/>
-        </w:rPr>
-      </w:pPr>
-      <w:r>
-        <w:rPr>
-          <w:rFonts w:hint="default" w:ascii="Consolas" w:hAnsi="Consolas" w:eastAsia="Consolas" w:cs="Consolas"/>
-          <w:sz w:val="22"/>
-          <w:szCs w:val="22"/>
-          <w:lang w:val="ru"/>
-        </w:rPr>
-        <w:t xml:space="preserve">    }</w:t>
-      </w:r>
-    </w:p>
-    <w:p>
-      <w:pPr>
-        <w:pStyle w:val="20"/>
-        <w:keepNext w:val="0"/>
-        <w:keepLines w:val="0"/>
-        <w:widowControl/>
-        <w:suppressLineNumbers w:val="0"/>
-        <w:spacing w:before="0" w:beforeAutospacing="0" w:after="0" w:afterAutospacing="0"/>
-        <w:ind w:left="0" w:right="0"/>
-        <w:rPr>
-          <w:rFonts w:hint="default" w:ascii="Consolas" w:hAnsi="Consolas" w:eastAsia="Consolas" w:cs="Consolas"/>
-          <w:sz w:val="22"/>
-          <w:szCs w:val="22"/>
-        </w:rPr>
-      </w:pPr>
-      <w:r>
-        <w:rPr>
-          <w:rFonts w:hint="default" w:ascii="Consolas" w:hAnsi="Consolas" w:eastAsia="Consolas" w:cs="Consolas"/>
-          <w:sz w:val="22"/>
-          <w:szCs w:val="22"/>
-          <w:lang w:val="ru"/>
-        </w:rPr>
-        <w:t> </w:t>
-      </w:r>
-    </w:p>
-    <w:p>
-      <w:pPr>
-        <w:pStyle w:val="20"/>
-        <w:keepNext w:val="0"/>
-        <w:keepLines w:val="0"/>
-        <w:widowControl/>
-        <w:suppressLineNumbers w:val="0"/>
-        <w:spacing w:before="0" w:beforeAutospacing="0" w:after="0" w:afterAutospacing="0"/>
-        <w:ind w:left="0" w:right="0"/>
-        <w:rPr>
-          <w:rFonts w:hint="default" w:ascii="Consolas" w:hAnsi="Consolas" w:eastAsia="Consolas" w:cs="Consolas"/>
-          <w:sz w:val="22"/>
-          <w:szCs w:val="22"/>
-        </w:rPr>
-      </w:pPr>
-      <w:r>
-        <w:rPr>
-          <w:rFonts w:hint="default" w:ascii="Consolas" w:hAnsi="Consolas" w:eastAsia="Consolas" w:cs="Consolas"/>
-          <w:sz w:val="22"/>
-          <w:szCs w:val="22"/>
-          <w:lang w:val="ru"/>
-        </w:rPr>
-        <w:t xml:space="preserve">    </w:t>
-      </w:r>
-      <w:r>
-        <w:rPr>
-          <w:rFonts w:hint="default" w:ascii="Consolas" w:hAnsi="Consolas" w:eastAsia="Consolas" w:cs="Consolas"/>
-          <w:sz w:val="22"/>
-          <w:szCs w:val="22"/>
-          <w:lang w:val="en-US"/>
-        </w:rPr>
-        <w:t>int mas[100]</w:t>
-      </w:r>
-      <w:r>
-        <w:rPr>
-          <w:rFonts w:hint="default" w:ascii="Consolas" w:hAnsi="Consolas" w:eastAsia="Consolas" w:cs="Consolas"/>
-          <w:sz w:val="22"/>
-          <w:szCs w:val="22"/>
-          <w:lang w:val="ru"/>
-        </w:rPr>
-        <w:t>;</w:t>
-      </w:r>
-    </w:p>
-    <w:p>
-      <w:pPr>
-        <w:pStyle w:val="20"/>
-        <w:keepNext w:val="0"/>
-        <w:keepLines w:val="0"/>
-        <w:widowControl/>
-        <w:suppressLineNumbers w:val="0"/>
-        <w:spacing w:before="0" w:beforeAutospacing="0" w:after="0" w:afterAutospacing="0"/>
-        <w:ind w:left="0" w:right="0"/>
-        <w:rPr>
-          <w:rFonts w:hint="default" w:ascii="Consolas" w:hAnsi="Consolas" w:eastAsia="Consolas" w:cs="Consolas"/>
-          <w:sz w:val="22"/>
-          <w:szCs w:val="22"/>
-        </w:rPr>
-      </w:pPr>
-      <w:r>
-        <w:rPr>
-          <w:rFonts w:hint="default" w:ascii="Consolas" w:hAnsi="Consolas" w:eastAsia="Consolas" w:cs="Consolas"/>
-          <w:sz w:val="22"/>
-          <w:szCs w:val="22"/>
-          <w:lang w:val="ru"/>
-        </w:rPr>
-        <w:t> </w:t>
-      </w:r>
-    </w:p>
-    <w:p>
-      <w:pPr>
-        <w:pStyle w:val="20"/>
-        <w:keepNext w:val="0"/>
-        <w:keepLines w:val="0"/>
-        <w:widowControl/>
-        <w:suppressLineNumbers w:val="0"/>
-        <w:spacing w:before="0" w:beforeAutospacing="0" w:after="0" w:afterAutospacing="0"/>
-        <w:ind w:left="0" w:right="0"/>
-        <w:rPr>
-          <w:rFonts w:hint="default" w:ascii="Consolas" w:hAnsi="Consolas" w:eastAsia="Consolas" w:cs="Consolas"/>
-          <w:sz w:val="22"/>
-          <w:szCs w:val="22"/>
-        </w:rPr>
-      </w:pPr>
-      <w:r>
-        <w:rPr>
-          <w:rFonts w:hint="default" w:ascii="Consolas" w:hAnsi="Consolas" w:eastAsia="Consolas" w:cs="Consolas"/>
-          <w:sz w:val="22"/>
-          <w:szCs w:val="22"/>
-          <w:lang w:val="ru"/>
-        </w:rPr>
-        <w:t xml:space="preserve">    cout &lt;&lt; "Введите элементы массива: ";</w:t>
-      </w:r>
-    </w:p>
-    <w:p>
-      <w:pPr>
-        <w:pStyle w:val="20"/>
-        <w:keepNext w:val="0"/>
-        <w:keepLines w:val="0"/>
-        <w:widowControl/>
-        <w:suppressLineNumbers w:val="0"/>
-        <w:spacing w:before="0" w:beforeAutospacing="0" w:after="0" w:afterAutospacing="0"/>
-        <w:ind w:left="0" w:right="0"/>
-        <w:rPr>
-          <w:rFonts w:hint="default" w:ascii="Consolas" w:hAnsi="Consolas" w:eastAsia="Consolas" w:cs="Consolas"/>
-          <w:sz w:val="22"/>
-          <w:szCs w:val="22"/>
-        </w:rPr>
-      </w:pPr>
-      <w:r>
-        <w:rPr>
-          <w:rFonts w:hint="default" w:ascii="Consolas" w:hAnsi="Consolas" w:eastAsia="Consolas" w:cs="Consolas"/>
-          <w:sz w:val="22"/>
-          <w:szCs w:val="22"/>
-          <w:lang w:val="ru"/>
-        </w:rPr>
-        <w:t xml:space="preserve">    for (int i = 0; i &lt; n; i++) {</w:t>
-      </w:r>
-    </w:p>
-    <w:p>
-      <w:pPr>
-        <w:pStyle w:val="20"/>
-        <w:keepNext w:val="0"/>
-        <w:keepLines w:val="0"/>
-        <w:widowControl/>
-        <w:suppressLineNumbers w:val="0"/>
-        <w:spacing w:before="0" w:beforeAutospacing="0" w:after="0" w:afterAutospacing="0"/>
-        <w:ind w:left="0" w:right="0"/>
-        <w:rPr>
-          <w:rFonts w:hint="default" w:ascii="Consolas" w:hAnsi="Consolas" w:eastAsia="Consolas" w:cs="Consolas"/>
-          <w:sz w:val="22"/>
-          <w:szCs w:val="22"/>
-        </w:rPr>
-      </w:pPr>
-      <w:r>
-        <w:rPr>
-          <w:rFonts w:hint="default" w:ascii="Consolas" w:hAnsi="Consolas" w:eastAsia="Consolas" w:cs="Consolas"/>
-          <w:sz w:val="22"/>
-          <w:szCs w:val="22"/>
-          <w:lang w:val="ru"/>
-        </w:rPr>
-        <w:t xml:space="preserve">        cin &gt;&gt; mas[i];</w:t>
-      </w:r>
-    </w:p>
-    <w:p>
-      <w:pPr>
-        <w:pStyle w:val="20"/>
-        <w:keepNext w:val="0"/>
-        <w:keepLines w:val="0"/>
-        <w:widowControl/>
-        <w:suppressLineNumbers w:val="0"/>
-        <w:spacing w:before="0" w:beforeAutospacing="0" w:after="0" w:afterAutospacing="0"/>
-        <w:ind w:left="0" w:right="0"/>
-        <w:rPr>
-          <w:rFonts w:hint="default" w:ascii="Consolas" w:hAnsi="Consolas" w:eastAsia="Consolas" w:cs="Consolas"/>
-          <w:sz w:val="22"/>
-          <w:szCs w:val="22"/>
-        </w:rPr>
-      </w:pPr>
-      <w:r>
-        <w:rPr>
-          <w:rFonts w:hint="default" w:ascii="Consolas" w:hAnsi="Consolas" w:eastAsia="Consolas" w:cs="Consolas"/>
-          <w:sz w:val="22"/>
-          <w:szCs w:val="22"/>
-          <w:lang w:val="ru"/>
-        </w:rPr>
-        <w:t xml:space="preserve">    }</w:t>
-      </w:r>
-    </w:p>
-    <w:p>
-      <w:pPr>
-        <w:pStyle w:val="20"/>
-        <w:keepNext w:val="0"/>
-        <w:keepLines w:val="0"/>
-        <w:widowControl/>
-        <w:suppressLineNumbers w:val="0"/>
-        <w:spacing w:before="0" w:beforeAutospacing="0" w:after="0" w:afterAutospacing="0"/>
-        <w:ind w:left="0" w:right="0"/>
-        <w:rPr>
-          <w:rFonts w:hint="default" w:ascii="Consolas" w:hAnsi="Consolas" w:eastAsia="Consolas" w:cs="Consolas"/>
-          <w:sz w:val="22"/>
-          <w:szCs w:val="22"/>
-        </w:rPr>
-      </w:pPr>
-      <w:r>
-        <w:rPr>
-          <w:rFonts w:hint="default" w:ascii="Consolas" w:hAnsi="Consolas" w:eastAsia="Consolas" w:cs="Consolas"/>
-          <w:sz w:val="22"/>
-          <w:szCs w:val="22"/>
-          <w:lang w:val="ru"/>
-        </w:rPr>
-        <w:t> </w:t>
-      </w:r>
-    </w:p>
-    <w:p>
-      <w:pPr>
-        <w:pStyle w:val="20"/>
-        <w:keepNext w:val="0"/>
-        <w:keepLines w:val="0"/>
-        <w:widowControl/>
-        <w:suppressLineNumbers w:val="0"/>
-        <w:spacing w:before="0" w:beforeAutospacing="0" w:after="0" w:afterAutospacing="0"/>
-        <w:ind w:left="0" w:right="0"/>
-        <w:rPr>
-          <w:rFonts w:hint="default" w:ascii="Consolas" w:hAnsi="Consolas" w:eastAsia="Consolas" w:cs="Consolas"/>
-          <w:sz w:val="22"/>
-          <w:szCs w:val="22"/>
-        </w:rPr>
-      </w:pPr>
-      <w:r>
-        <w:rPr>
-          <w:rFonts w:hint="default" w:ascii="Consolas" w:hAnsi="Consolas" w:eastAsia="Consolas" w:cs="Consolas"/>
-          <w:sz w:val="22"/>
-          <w:szCs w:val="22"/>
-          <w:lang w:val="ru"/>
-        </w:rPr>
-        <w:t xml:space="preserve">    for (int i = 0; i &lt; n - 1; i++) {</w:t>
-      </w:r>
-    </w:p>
-    <w:p>
-      <w:pPr>
-        <w:pStyle w:val="20"/>
-        <w:keepNext w:val="0"/>
-        <w:keepLines w:val="0"/>
-        <w:widowControl/>
-        <w:suppressLineNumbers w:val="0"/>
-        <w:spacing w:before="0" w:beforeAutospacing="0" w:after="0" w:afterAutospacing="0"/>
-        <w:ind w:left="0" w:right="0"/>
-        <w:rPr>
-          <w:rFonts w:hint="default" w:ascii="Consolas" w:hAnsi="Consolas" w:eastAsia="Consolas" w:cs="Consolas"/>
-          <w:sz w:val="22"/>
-          <w:szCs w:val="22"/>
-        </w:rPr>
-      </w:pPr>
-      <w:r>
-        <w:rPr>
-          <w:rFonts w:hint="default" w:ascii="Consolas" w:hAnsi="Consolas" w:eastAsia="Consolas" w:cs="Consolas"/>
-          <w:sz w:val="22"/>
-          <w:szCs w:val="22"/>
-          <w:lang w:val="ru"/>
-        </w:rPr>
-        <w:t xml:space="preserve">        for (int j = 0; j &lt; n - 1 - i; j++) {</w:t>
-      </w:r>
-    </w:p>
-    <w:p>
-      <w:pPr>
-        <w:pStyle w:val="20"/>
-        <w:keepNext w:val="0"/>
-        <w:keepLines w:val="0"/>
-        <w:widowControl/>
-        <w:suppressLineNumbers w:val="0"/>
-        <w:spacing w:before="0" w:beforeAutospacing="0" w:after="0" w:afterAutospacing="0"/>
-        <w:ind w:left="0" w:right="0"/>
-        <w:rPr>
-          <w:rFonts w:hint="default" w:ascii="Consolas" w:hAnsi="Consolas" w:eastAsia="Consolas" w:cs="Consolas"/>
-          <w:sz w:val="22"/>
-          <w:szCs w:val="22"/>
-        </w:rPr>
-      </w:pPr>
-      <w:r>
-        <w:rPr>
-          <w:rFonts w:hint="default" w:ascii="Consolas" w:hAnsi="Consolas" w:eastAsia="Consolas" w:cs="Consolas"/>
-          <w:sz w:val="22"/>
-          <w:szCs w:val="22"/>
-          <w:lang w:val="ru"/>
-        </w:rPr>
-        <w:t xml:space="preserve">            if (mas[j] &gt; mas[j + 1]) {</w:t>
-      </w:r>
-    </w:p>
-    <w:p>
-      <w:pPr>
-        <w:pStyle w:val="20"/>
-        <w:keepNext w:val="0"/>
-        <w:keepLines w:val="0"/>
-        <w:widowControl/>
-        <w:suppressLineNumbers w:val="0"/>
-        <w:spacing w:before="0" w:beforeAutospacing="0" w:after="0" w:afterAutospacing="0"/>
-        <w:ind w:left="0" w:right="0"/>
-        <w:rPr>
-          <w:rFonts w:hint="default" w:ascii="Consolas" w:hAnsi="Consolas" w:eastAsia="Consolas" w:cs="Consolas"/>
-          <w:sz w:val="22"/>
-          <w:szCs w:val="22"/>
-        </w:rPr>
-      </w:pPr>
-      <w:r>
-        <w:rPr>
-          <w:rFonts w:hint="default" w:ascii="Consolas" w:hAnsi="Consolas" w:eastAsia="Consolas" w:cs="Consolas"/>
-          <w:sz w:val="22"/>
-          <w:szCs w:val="22"/>
-          <w:lang w:val="ru"/>
-        </w:rPr>
-        <w:t xml:space="preserve">                int temp = mas[j];</w:t>
-      </w:r>
-    </w:p>
-    <w:p>
-      <w:pPr>
-        <w:pStyle w:val="20"/>
-        <w:keepNext w:val="0"/>
-        <w:keepLines w:val="0"/>
-        <w:widowControl/>
-        <w:suppressLineNumbers w:val="0"/>
-        <w:spacing w:before="0" w:beforeAutospacing="0" w:after="0" w:afterAutospacing="0"/>
-        <w:ind w:left="0" w:right="0"/>
-        <w:rPr>
-          <w:rFonts w:hint="default" w:ascii="Consolas" w:hAnsi="Consolas" w:eastAsia="Consolas" w:cs="Consolas"/>
-          <w:sz w:val="22"/>
-          <w:szCs w:val="22"/>
-        </w:rPr>
-      </w:pPr>
-      <w:r>
-        <w:rPr>
-          <w:rFonts w:hint="default" w:ascii="Consolas" w:hAnsi="Consolas" w:eastAsia="Consolas" w:cs="Consolas"/>
-          <w:sz w:val="22"/>
-          <w:szCs w:val="22"/>
-          <w:lang w:val="ru"/>
-        </w:rPr>
-        <w:t xml:space="preserve">                mas[j] = mas[j + 1];</w:t>
-      </w:r>
-    </w:p>
-    <w:p>
-      <w:pPr>
-        <w:pStyle w:val="20"/>
-        <w:keepNext w:val="0"/>
-        <w:keepLines w:val="0"/>
-        <w:widowControl/>
-        <w:suppressLineNumbers w:val="0"/>
-        <w:spacing w:before="0" w:beforeAutospacing="0" w:after="0" w:afterAutospacing="0"/>
-        <w:ind w:left="0" w:right="0"/>
-        <w:rPr>
-          <w:rFonts w:hint="default" w:ascii="Consolas" w:hAnsi="Consolas" w:eastAsia="Consolas" w:cs="Consolas"/>
-          <w:sz w:val="22"/>
-          <w:szCs w:val="22"/>
-        </w:rPr>
-      </w:pPr>
-      <w:r>
-        <w:rPr>
-          <w:rFonts w:hint="default" w:ascii="Consolas" w:hAnsi="Consolas" w:eastAsia="Consolas" w:cs="Consolas"/>
-          <w:sz w:val="22"/>
-          <w:szCs w:val="22"/>
-          <w:lang w:val="ru"/>
-        </w:rPr>
-        <w:t xml:space="preserve">                mas[j + 1] = temp;</w:t>
-      </w:r>
-    </w:p>
-    <w:p>
-      <w:pPr>
-        <w:pStyle w:val="20"/>
-        <w:keepNext w:val="0"/>
-        <w:keepLines w:val="0"/>
-        <w:widowControl/>
-        <w:suppressLineNumbers w:val="0"/>
-        <w:spacing w:before="0" w:beforeAutospacing="0" w:after="0" w:afterAutospacing="0"/>
-        <w:ind w:left="0" w:right="0"/>
-        <w:rPr>
-          <w:rFonts w:hint="default" w:ascii="Consolas" w:hAnsi="Consolas" w:eastAsia="Consolas" w:cs="Consolas"/>
-          <w:sz w:val="22"/>
-          <w:szCs w:val="22"/>
-        </w:rPr>
-      </w:pPr>
-      <w:r>
-        <w:rPr>
-          <w:rFonts w:hint="default" w:ascii="Consolas" w:hAnsi="Consolas" w:eastAsia="Consolas" w:cs="Consolas"/>
-          <w:sz w:val="22"/>
-          <w:szCs w:val="22"/>
-          <w:lang w:val="ru"/>
-        </w:rPr>
-        <w:t xml:space="preserve">            }</w:t>
-      </w:r>
-    </w:p>
-    <w:p>
-      <w:pPr>
-        <w:pStyle w:val="20"/>
-        <w:keepNext w:val="0"/>
-        <w:keepLines w:val="0"/>
-        <w:widowControl/>
-        <w:suppressLineNumbers w:val="0"/>
-        <w:spacing w:before="0" w:beforeAutospacing="0" w:after="0" w:afterAutospacing="0"/>
-        <w:ind w:left="0" w:right="0"/>
-        <w:rPr>
-          <w:rFonts w:hint="default" w:ascii="Consolas" w:hAnsi="Consolas" w:eastAsia="Consolas" w:cs="Consolas"/>
-          <w:sz w:val="22"/>
-          <w:szCs w:val="22"/>
-        </w:rPr>
-      </w:pPr>
-      <w:r>
-        <w:rPr>
-          <w:rFonts w:hint="default" w:ascii="Consolas" w:hAnsi="Consolas" w:eastAsia="Consolas" w:cs="Consolas"/>
-          <w:sz w:val="22"/>
-          <w:szCs w:val="22"/>
-          <w:lang w:val="ru"/>
-        </w:rPr>
-        <w:t xml:space="preserve">        }</w:t>
-      </w:r>
-    </w:p>
-    <w:p>
-      <w:pPr>
-        <w:pStyle w:val="20"/>
-        <w:keepNext w:val="0"/>
-        <w:keepLines w:val="0"/>
-        <w:widowControl/>
-        <w:suppressLineNumbers w:val="0"/>
-        <w:spacing w:before="0" w:beforeAutospacing="0" w:after="0" w:afterAutospacing="0"/>
-        <w:ind w:left="0" w:right="0"/>
-        <w:rPr>
-          <w:rFonts w:hint="default" w:ascii="Consolas" w:hAnsi="Consolas" w:eastAsia="Consolas" w:cs="Consolas"/>
-          <w:sz w:val="22"/>
-          <w:szCs w:val="22"/>
-        </w:rPr>
-      </w:pPr>
-      <w:r>
-        <w:rPr>
-          <w:rFonts w:hint="default" w:ascii="Consolas" w:hAnsi="Consolas" w:eastAsia="Consolas" w:cs="Consolas"/>
-          <w:sz w:val="22"/>
-          <w:szCs w:val="22"/>
-          <w:lang w:val="ru"/>
-        </w:rPr>
-        <w:t xml:space="preserve">    }</w:t>
-      </w:r>
-    </w:p>
-    <w:p>
-      <w:pPr>
-        <w:pStyle w:val="20"/>
-        <w:keepNext w:val="0"/>
-        <w:keepLines w:val="0"/>
-        <w:widowControl/>
-        <w:suppressLineNumbers w:val="0"/>
-        <w:spacing w:before="0" w:beforeAutospacing="0" w:after="0" w:afterAutospacing="0"/>
-        <w:ind w:left="0" w:right="0"/>
-        <w:rPr>
-          <w:rFonts w:hint="default" w:ascii="Consolas" w:hAnsi="Consolas" w:eastAsia="Consolas" w:cs="Consolas"/>
-          <w:sz w:val="22"/>
-          <w:szCs w:val="22"/>
-        </w:rPr>
-      </w:pPr>
-      <w:r>
-        <w:rPr>
-          <w:rFonts w:hint="default" w:ascii="Consolas" w:hAnsi="Consolas" w:eastAsia="Consolas" w:cs="Consolas"/>
-          <w:sz w:val="22"/>
-          <w:szCs w:val="22"/>
-          <w:lang w:val="ru"/>
-        </w:rPr>
-        <w:t> </w:t>
-      </w:r>
-    </w:p>
-    <w:p>
-      <w:pPr>
-        <w:pStyle w:val="20"/>
-        <w:keepNext w:val="0"/>
-        <w:keepLines w:val="0"/>
-        <w:widowControl/>
-        <w:suppressLineNumbers w:val="0"/>
-        <w:spacing w:before="0" w:beforeAutospacing="0" w:after="0" w:afterAutospacing="0"/>
-        <w:ind w:left="0" w:right="0"/>
-        <w:rPr>
-          <w:rFonts w:hint="default" w:ascii="Consolas" w:hAnsi="Consolas" w:eastAsia="Consolas" w:cs="Consolas"/>
-          <w:sz w:val="22"/>
-          <w:szCs w:val="22"/>
-        </w:rPr>
-      </w:pPr>
-      <w:r>
-        <w:rPr>
-          <w:rFonts w:hint="default" w:ascii="Consolas" w:hAnsi="Consolas" w:eastAsia="Consolas" w:cs="Consolas"/>
-          <w:sz w:val="22"/>
-          <w:szCs w:val="22"/>
-          <w:lang w:val="ru"/>
-        </w:rPr>
-        <w:t xml:space="preserve">    cout &lt;&lt; "Отсортированный массив: ";</w:t>
-      </w:r>
-    </w:p>
-    <w:p>
-      <w:pPr>
-        <w:pStyle w:val="20"/>
-        <w:keepNext w:val="0"/>
-        <w:keepLines w:val="0"/>
-        <w:widowControl/>
-        <w:suppressLineNumbers w:val="0"/>
-        <w:spacing w:before="0" w:beforeAutospacing="0" w:after="0" w:afterAutospacing="0"/>
-        <w:ind w:left="0" w:right="0"/>
-        <w:rPr>
-          <w:rFonts w:hint="default" w:ascii="Consolas" w:hAnsi="Consolas" w:eastAsia="Consolas" w:cs="Consolas"/>
-          <w:sz w:val="22"/>
-          <w:szCs w:val="22"/>
-        </w:rPr>
-      </w:pPr>
-      <w:r>
-        <w:rPr>
-          <w:rFonts w:hint="default" w:ascii="Consolas" w:hAnsi="Consolas" w:eastAsia="Consolas" w:cs="Consolas"/>
-          <w:sz w:val="22"/>
-          <w:szCs w:val="22"/>
-          <w:lang w:val="ru"/>
-        </w:rPr>
-        <w:t xml:space="preserve">    for (int i = 0; i &lt; n; i++) {</w:t>
-      </w:r>
-    </w:p>
-    <w:p>
-      <w:pPr>
-        <w:pStyle w:val="20"/>
-        <w:keepNext w:val="0"/>
-        <w:keepLines w:val="0"/>
-        <w:widowControl/>
-        <w:suppressLineNumbers w:val="0"/>
-        <w:spacing w:before="0" w:beforeAutospacing="0" w:after="0" w:afterAutospacing="0"/>
-        <w:ind w:left="0" w:right="0"/>
-        <w:rPr>
-          <w:rFonts w:hint="default" w:ascii="Consolas" w:hAnsi="Consolas" w:eastAsia="Consolas" w:cs="Consolas"/>
-          <w:sz w:val="22"/>
-          <w:szCs w:val="22"/>
-        </w:rPr>
-      </w:pPr>
-      <w:r>
-        <w:rPr>
-          <w:rFonts w:hint="default" w:ascii="Consolas" w:hAnsi="Consolas" w:eastAsia="Consolas" w:cs="Consolas"/>
-          <w:sz w:val="22"/>
-          <w:szCs w:val="22"/>
-          <w:lang w:val="ru"/>
-        </w:rPr>
-        <w:t xml:space="preserve">        cout &lt;&lt; mas[i] &lt;&lt; " ";</w:t>
-      </w:r>
-    </w:p>
-    <w:p>
-      <w:pPr>
-        <w:pStyle w:val="20"/>
-        <w:keepNext w:val="0"/>
-        <w:keepLines w:val="0"/>
-        <w:widowControl/>
-        <w:suppressLineNumbers w:val="0"/>
-        <w:spacing w:before="0" w:beforeAutospacing="0" w:after="0" w:afterAutospacing="0"/>
-        <w:ind w:left="0" w:right="0"/>
-        <w:rPr>
-          <w:rFonts w:hint="default" w:ascii="Consolas" w:hAnsi="Consolas" w:eastAsia="Consolas" w:cs="Consolas"/>
-          <w:sz w:val="22"/>
-          <w:szCs w:val="22"/>
-        </w:rPr>
-      </w:pPr>
-      <w:r>
-        <w:rPr>
-          <w:rFonts w:hint="default" w:ascii="Consolas" w:hAnsi="Consolas" w:eastAsia="Consolas" w:cs="Consolas"/>
-          <w:sz w:val="22"/>
-          <w:szCs w:val="22"/>
-          <w:lang w:val="ru"/>
-        </w:rPr>
-        <w:t xml:space="preserve">    }</w:t>
-      </w:r>
-    </w:p>
-    <w:p>
-      <w:pPr>
-        <w:pStyle w:val="20"/>
-        <w:keepNext w:val="0"/>
-        <w:keepLines w:val="0"/>
-        <w:widowControl/>
-        <w:suppressLineNumbers w:val="0"/>
-        <w:spacing w:before="0" w:beforeAutospacing="0" w:after="0" w:afterAutospacing="0"/>
-        <w:ind w:left="0" w:right="0"/>
-        <w:rPr>
-          <w:rFonts w:hint="default" w:ascii="Consolas" w:hAnsi="Consolas" w:eastAsia="Consolas" w:cs="Consolas"/>
-          <w:sz w:val="22"/>
-          <w:szCs w:val="22"/>
-        </w:rPr>
-      </w:pPr>
-      <w:r>
-        <w:rPr>
-          <w:rFonts w:hint="default" w:ascii="Consolas" w:hAnsi="Consolas" w:eastAsia="Consolas" w:cs="Consolas"/>
-          <w:sz w:val="22"/>
-          <w:szCs w:val="22"/>
-          <w:lang w:val="ru"/>
-        </w:rPr>
-        <w:t>}</w:t>
-      </w:r>
-    </w:p>
-    <w:p>
-      <w:pPr>
-        <w:pStyle w:val="35"/>
-        <w:suppressLineNumbers w:val="0"/>
-        <w:bidi w:val="0"/>
-        <w:spacing w:before="0" w:beforeAutospacing="0" w:after="30" w:afterAutospacing="0" w:line="360" w:lineRule="auto"/>
-        <w:ind w:left="0" w:right="0"/>
-        <w:jc w:val="both"/>
+        <w:numPr>
+          <w:ilvl w:val="0"/>
+          <w:numId w:val="0"/>
+        </w:numPr>
+        <w:suppressLineNumbers w:val="0"/>
+        <w:ind w:right="0" w:rightChars="0"/>
+        <w:jc w:val="center"/>
         <w:rPr>
           <w:rFonts w:hint="default"/>
+          <w:b/>
+          <w:bCs/>
+          <w:sz w:val="28"/>
+          <w:szCs w:val="28"/>
           <w:lang w:val="ru-RU"/>
         </w:rPr>
       </w:pPr>
@@ -6307,10 +3032,9 @@
         <w:jc w:val="both"/>
         <w:textAlignment w:val="auto"/>
         <w:rPr>
-          <w:rFonts w:hint="default" w:ascii="Times New Roman" w:hAnsi="Times New Roman" w:cs="Times New Roman"/>
-          <w:sz w:val="28"/>
-          <w:szCs w:val="28"/>
-          <w:lang w:val="ru-RU"/>
+          <w:rFonts w:hint="default" w:ascii="Times New Roman" w:hAnsi="Times New Roman" w:eastAsia="SimSun" w:cs="Times New Roman"/>
+          <w:sz w:val="28"/>
+          <w:szCs w:val="28"/>
         </w:rPr>
       </w:pPr>
       <w:r>
@@ -6353,147 +3077,7 @@
         <w:jc w:val="both"/>
         <w:textAlignment w:val="auto"/>
         <w:rPr>
-          <w:rFonts w:ascii="Times New Roman" w:hAnsi="Times New Roman" w:cs="Times New Roman" w:eastAsiaTheme="minorEastAsia"/>
-          <w:b/>
-          <w:bCs/>
-          <w:sz w:val="28"/>
-          <w:szCs w:val="28"/>
-        </w:rPr>
-      </w:pPr>
-    </w:p>
-    <w:p>
-      <w:pPr>
-        <w:pStyle w:val="35"/>
-        <w:suppressLineNumbers w:val="0"/>
-        <w:bidi w:val="0"/>
-        <w:spacing w:before="0" w:beforeAutospacing="0" w:after="30" w:afterAutospacing="0" w:line="360" w:lineRule="auto"/>
-        <w:ind w:left="0" w:right="0"/>
-        <w:jc w:val="center"/>
-        <w:rPr>
-          <w:rFonts w:ascii="Times New Roman" w:hAnsi="Times New Roman" w:cs="Times New Roman" w:eastAsiaTheme="minorEastAsia"/>
-          <w:b/>
-          <w:bCs/>
-          <w:sz w:val="28"/>
-          <w:szCs w:val="28"/>
-        </w:rPr>
-      </w:pPr>
-    </w:p>
-    <w:p>
-      <w:pPr>
-        <w:pStyle w:val="35"/>
-        <w:suppressLineNumbers w:val="0"/>
-        <w:bidi w:val="0"/>
-        <w:spacing w:before="0" w:beforeAutospacing="0" w:after="30" w:afterAutospacing="0" w:line="360" w:lineRule="auto"/>
-        <w:ind w:left="0" w:right="0"/>
-        <w:jc w:val="center"/>
-        <w:rPr>
-          <w:rFonts w:ascii="Times New Roman" w:hAnsi="Times New Roman" w:cs="Times New Roman" w:eastAsiaTheme="minorEastAsia"/>
-          <w:b/>
-          <w:bCs/>
-          <w:sz w:val="28"/>
-          <w:szCs w:val="28"/>
-        </w:rPr>
-      </w:pPr>
-    </w:p>
-    <w:p>
-      <w:pPr>
-        <w:pStyle w:val="35"/>
-        <w:suppressLineNumbers w:val="0"/>
-        <w:bidi w:val="0"/>
-        <w:spacing w:before="0" w:beforeAutospacing="0" w:after="30" w:afterAutospacing="0" w:line="360" w:lineRule="auto"/>
-        <w:ind w:left="0" w:right="0"/>
-        <w:jc w:val="center"/>
-        <w:rPr>
-          <w:rFonts w:ascii="Times New Roman" w:hAnsi="Times New Roman" w:cs="Times New Roman" w:eastAsiaTheme="minorEastAsia"/>
-          <w:b/>
-          <w:bCs/>
-          <w:sz w:val="28"/>
-          <w:szCs w:val="28"/>
-        </w:rPr>
-      </w:pPr>
-    </w:p>
-    <w:p>
-      <w:pPr>
-        <w:pStyle w:val="35"/>
-        <w:suppressLineNumbers w:val="0"/>
-        <w:bidi w:val="0"/>
-        <w:spacing w:before="0" w:beforeAutospacing="0" w:after="30" w:afterAutospacing="0" w:line="360" w:lineRule="auto"/>
-        <w:ind w:left="0" w:right="0"/>
-        <w:jc w:val="center"/>
-        <w:rPr>
-          <w:rFonts w:ascii="Times New Roman" w:hAnsi="Times New Roman" w:cs="Times New Roman" w:eastAsiaTheme="minorEastAsia"/>
-          <w:b/>
-          <w:bCs/>
-          <w:sz w:val="28"/>
-          <w:szCs w:val="28"/>
-        </w:rPr>
-      </w:pPr>
-    </w:p>
-    <w:p>
-      <w:pPr>
-        <w:pStyle w:val="35"/>
-        <w:suppressLineNumbers w:val="0"/>
-        <w:bidi w:val="0"/>
-        <w:spacing w:before="0" w:beforeAutospacing="0" w:after="30" w:afterAutospacing="0" w:line="360" w:lineRule="auto"/>
-        <w:ind w:left="0" w:right="0"/>
-        <w:jc w:val="center"/>
-        <w:rPr>
-          <w:rFonts w:ascii="Times New Roman" w:hAnsi="Times New Roman" w:cs="Times New Roman" w:eastAsiaTheme="minorEastAsia"/>
-          <w:b/>
-          <w:bCs/>
-          <w:sz w:val="28"/>
-          <w:szCs w:val="28"/>
-        </w:rPr>
-      </w:pPr>
-    </w:p>
-    <w:p>
-      <w:pPr>
-        <w:pStyle w:val="35"/>
-        <w:suppressLineNumbers w:val="0"/>
-        <w:bidi w:val="0"/>
-        <w:spacing w:before="0" w:beforeAutospacing="0" w:after="30" w:afterAutospacing="0" w:line="360" w:lineRule="auto"/>
-        <w:ind w:left="0" w:right="0"/>
-        <w:jc w:val="both"/>
-        <w:rPr>
-          <w:rFonts w:ascii="Times New Roman" w:hAnsi="Times New Roman" w:cs="Times New Roman" w:eastAsiaTheme="minorEastAsia"/>
-          <w:b/>
-          <w:bCs/>
-          <w:sz w:val="28"/>
-          <w:szCs w:val="28"/>
-          <w:lang w:val="ru-RU"/>
-        </w:rPr>
-      </w:pPr>
-    </w:p>
-    <w:p>
-      <w:pPr>
-        <w:pStyle w:val="35"/>
-        <w:suppressLineNumbers w:val="0"/>
-        <w:bidi w:val="0"/>
-        <w:spacing w:before="0" w:beforeAutospacing="0" w:after="30" w:afterAutospacing="0" w:line="360" w:lineRule="auto"/>
-        <w:ind w:left="0" w:right="0"/>
-        <w:jc w:val="both"/>
-        <w:rPr>
-          <w:rFonts w:ascii="Times New Roman" w:hAnsi="Times New Roman" w:cs="Times New Roman" w:eastAsiaTheme="minorEastAsia"/>
-          <w:b/>
-          <w:bCs/>
-          <w:sz w:val="28"/>
-          <w:szCs w:val="28"/>
-          <w:lang w:val="ru-RU"/>
-        </w:rPr>
-      </w:pPr>
-    </w:p>
-    <w:p>
-      <w:pPr>
-        <w:pStyle w:val="35"/>
-        <w:suppressLineNumbers w:val="0"/>
-        <w:bidi w:val="0"/>
-        <w:spacing w:before="0" w:beforeAutospacing="0" w:after="30" w:afterAutospacing="0" w:line="360" w:lineRule="auto"/>
-        <w:ind w:left="0" w:right="0"/>
-        <w:jc w:val="both"/>
-        <w:rPr>
-          <w:rFonts w:ascii="Times New Roman" w:hAnsi="Times New Roman" w:cs="Times New Roman" w:eastAsiaTheme="minorEastAsia"/>
-          <w:b/>
-          <w:bCs/>
+          <w:rFonts w:hint="default" w:ascii="Times New Roman" w:hAnsi="Times New Roman" w:eastAsia="SimSun" w:cs="Times New Roman"/>
           <w:sz w:val="28"/>
           <w:szCs w:val="28"/>
           <w:lang w:val="ru-RU"/>
